--- a/docs/dossier-projet/Dossier-Projet-Yassine-TAIFI.docx
+++ b/docs/dossier-projet/Dossier-Projet-Yassine-TAIFI.docx
@@ -3024,6 +3024,106 @@
     </w:p>
     <w:p>
       <w:pPr>
+        <w:numPr>
+          <w:ilvl w:val="0"/>
+          <w:numId w:val="1006"/>
+        </w:numPr>
+        <w:pStyle w:val="Compact"/>
+      </w:pPr>
+      <w:r>
+        <w:rPr>
+          <w:b/>
+        </w:rPr>
+        <w:t xml:space="preserve">Variable</w:t>
+      </w:r>
+      <w:r>
+        <w:rPr>
+          <w:b/>
+        </w:rPr>
+        <w:t xml:space="preserve"> </w:t>
+      </w:r>
+      <w:r>
+        <w:rPr>
+          <w:rStyle w:val="VerbatimChar"/>
+          <w:b/>
+        </w:rPr>
+        <w:t xml:space="preserve">ssh_cidr</w:t>
+      </w:r>
+      <w:r>
+        <w:rPr>
+          <w:b/>
+        </w:rPr>
+        <w:t xml:space="preserve"> </w:t>
+      </w:r>
+      <w:r>
+        <w:rPr>
+          <w:b/>
+        </w:rPr>
+        <w:t xml:space="preserve">secure-by-default</w:t>
+      </w:r>
+      <w:r>
+        <w:t xml:space="preserve"> </w:t>
+      </w:r>
+      <w:r>
+        <w:t xml:space="preserve">: valeur par défaut</w:t>
+      </w:r>
+      <w:r>
+        <w:t xml:space="preserve"> </w:t>
+      </w:r>
+      <w:r>
+        <w:rPr>
+          <w:rStyle w:val="VerbatimChar"/>
+        </w:rPr>
+        <w:t xml:space="preserve">127.0.0.1/32</w:t>
+      </w:r>
+      <w:r>
+        <w:t xml:space="preserve"> </w:t>
+      </w:r>
+      <w:r>
+        <w:t xml:space="preserve">(aucun accès SSH possible tant que l’IP de l’admin n’est pas explicitement renseignée dans</w:t>
+      </w:r>
+      <w:r>
+        <w:t xml:space="preserve"> </w:t>
+      </w:r>
+      <w:r>
+        <w:rPr>
+          <w:rStyle w:val="VerbatimChar"/>
+        </w:rPr>
+        <w:t xml:space="preserve">terraform.tfvars</w:t>
+      </w:r>
+      <w:r>
+        <w:t xml:space="preserve">). Un bloc</w:t>
+      </w:r>
+      <w:r>
+        <w:t xml:space="preserve"> </w:t>
+      </w:r>
+      <w:r>
+        <w:rPr>
+          <w:rStyle w:val="VerbatimChar"/>
+        </w:rPr>
+        <w:t xml:space="preserve">validation</w:t>
+      </w:r>
+      <w:r>
+        <w:t xml:space="preserve"> </w:t>
+      </w:r>
+      <w:r>
+        <w:t xml:space="preserve">Terraform interdit catégoriquement la valeur</w:t>
+      </w:r>
+      <w:r>
+        <w:t xml:space="preserve"> </w:t>
+      </w:r>
+      <w:r>
+        <w:rPr>
+          <w:rStyle w:val="VerbatimChar"/>
+        </w:rPr>
+        <w:t xml:space="preserve">0.0.0.0/0</w:t>
+      </w:r>
+      <w:r>
+        <w:t xml:space="preserve">, ce qui empêche toute exposition SSH au monde entier</w:t>
+      </w:r>
+    </w:p>
+    <w:p>
+      <w:pPr>
         <w:pStyle w:val="Heading2"/>
       </w:pPr>
       <w:bookmarkStart w:id="41" w:name="extrait-de-code-principal"/>
@@ -4415,6 +4515,122 @@
         <w:pStyle w:val="FirstParagraph"/>
       </w:pPr>
       <w:r>
+        <w:rPr>
+          <w:b/>
+        </w:rPr>
+        <w:t xml:space="preserve">Externalisation totale des secrets :</w:t>
+      </w:r>
+      <w:r>
+        <w:t xml:space="preserve"> </w:t>
+      </w:r>
+      <w:r>
+        <w:t xml:space="preserve">aucune valeur de mot de passe ni de chaîne de connexion n’est codée en dur dans</w:t>
+      </w:r>
+      <w:r>
+        <w:t xml:space="preserve"> </w:t>
+      </w:r>
+      <w:r>
+        <w:rPr>
+          <w:rStyle w:val="VerbatimChar"/>
+        </w:rPr>
+        <w:t xml:space="preserve">docker-compose.yml</w:t>
+      </w:r>
+      <w:r>
+        <w:t xml:space="preserve">. La</w:t>
+      </w:r>
+      <w:r>
+        <w:t xml:space="preserve"> </w:t>
+      </w:r>
+      <w:r>
+        <w:rPr>
+          <w:rStyle w:val="VerbatimChar"/>
+        </w:rPr>
+        <w:t xml:space="preserve">DATABASE_URL</w:t>
+      </w:r>
+      <w:r>
+        <w:t xml:space="preserve"> </w:t>
+      </w:r>
+      <w:r>
+        <w:t xml:space="preserve">est reconstruite dynamiquement à partir des variables</w:t>
+      </w:r>
+      <w:r>
+        <w:t xml:space="preserve"> </w:t>
+      </w:r>
+      <w:r>
+        <w:rPr>
+          <w:rStyle w:val="VerbatimChar"/>
+        </w:rPr>
+        <w:t xml:space="preserve">POSTGRES_USER</w:t>
+      </w:r>
+      <w:r>
+        <w:t xml:space="preserve">,</w:t>
+      </w:r>
+      <w:r>
+        <w:t xml:space="preserve"> </w:t>
+      </w:r>
+      <w:r>
+        <w:rPr>
+          <w:rStyle w:val="VerbatimChar"/>
+        </w:rPr>
+        <w:t xml:space="preserve">POSTGRES_PASSWORD</w:t>
+      </w:r>
+      <w:r>
+        <w:t xml:space="preserve"> </w:t>
+      </w:r>
+      <w:r>
+        <w:t xml:space="preserve">et</w:t>
+      </w:r>
+      <w:r>
+        <w:t xml:space="preserve"> </w:t>
+      </w:r>
+      <w:r>
+        <w:rPr>
+          <w:rStyle w:val="VerbatimChar"/>
+        </w:rPr>
+        <w:t xml:space="preserve">POSTGRES_DB</w:t>
+      </w:r>
+      <w:r>
+        <w:t xml:space="preserve"> </w:t>
+      </w:r>
+      <w:r>
+        <w:t xml:space="preserve">provenant du fichier</w:t>
+      </w:r>
+      <w:r>
+        <w:t xml:space="preserve"> </w:t>
+      </w:r>
+      <w:r>
+        <w:rPr>
+          <w:rStyle w:val="VerbatimChar"/>
+        </w:rPr>
+        <w:t xml:space="preserve">.env</w:t>
+      </w:r>
+      <w:r>
+        <w:t xml:space="preserve"> </w:t>
+      </w:r>
+      <w:r>
+        <w:t xml:space="preserve">(gitignored). La syntaxe</w:t>
+      </w:r>
+      <w:r>
+        <w:t xml:space="preserve"> </w:t>
+      </w:r>
+      <w:r>
+        <w:rPr>
+          <w:rStyle w:val="VerbatimChar"/>
+        </w:rPr>
+        <w:t xml:space="preserve">${VAR:?}</w:t>
+      </w:r>
+      <w:r>
+        <w:t xml:space="preserve"> </w:t>
+      </w:r>
+      <w:r>
+        <w:t xml:space="preserve">empêche le démarrage du conteneur si une variable est absente, évitant tout comportement silencieux avec une valeur par défaut faible.</w:t>
+      </w:r>
+    </w:p>
+    <w:p>
+      <w:pPr>
+        <w:pStyle w:val="BodyText"/>
+      </w:pPr>
+      <w:r>
         <w:t xml:space="preserve">Cinq volumes Docker nommés assurent la persistance des données critiques :</w:t>
       </w:r>
     </w:p>
@@ -5299,8 +5515,490 @@
         <w:t xml:space="preserve">prometheus-fastapi-instrumentator</w:t>
       </w:r>
       <w:r>
+        <w:t xml:space="preserve">. ****Scheduler automatique des probes** : un</w:t>
+      </w:r>
+      <w:r>
+        <w:t xml:space="preserve"> </w:t>
+      </w:r>
+      <w:r>
+        <w:rPr>
+          <w:rStyle w:val="VerbatimChar"/>
+        </w:rPr>
+        <w:t xml:space="preserve">AsyncIOScheduler</w:t>
+      </w:r>
+      <w:r>
+        <w:t xml:space="preserve"> </w:t>
+      </w:r>
+      <w:r>
+        <w:t xml:space="preserve">(APScheduler) intégré au lifespan FastAPI déclenche les probes périodiquement (intervalle configurable via</w:t>
+      </w:r>
+      <w:r>
+        <w:t xml:space="preserve"> </w:t>
+      </w:r>
+      <w:r>
+        <w:rPr>
+          <w:rStyle w:val="VerbatimChar"/>
+        </w:rPr>
+        <w:t xml:space="preserve">PROBE_INTERVAL_SECONDS</w:t>
+      </w:r>
+      <w:r>
+        <w:t xml:space="preserve">, défaut 30 s), sans dépendance à un appel HTTP externe. L’alerte</w:t>
+      </w:r>
+      <w:r>
+        <w:t xml:space="preserve"> </w:t>
+      </w:r>
+      <w:r>
+        <w:rPr>
+          <w:rStyle w:val="VerbatimChar"/>
+        </w:rPr>
+        <w:t xml:space="preserve">NoMonitoringDataReceived</w:t>
+      </w:r>
+      <w:r>
+        <w:t xml:space="preserve"> </w:t>
+      </w:r>
+      <w:r>
+        <w:t xml:space="preserve">reste en place comme garde-fou en cas de défaillance du scheduler.</w:t>
+      </w:r>
+    </w:p>
+    <w:p>
+      <w:pPr>
+        <w:pStyle w:val="BodyText"/>
+      </w:pPr>
+      <w:r>
+        <w:rPr>
+          <w:b/>
+        </w:rPr>
+        <w:t xml:space="preserve">Six métriques métier custom</w:t>
+      </w:r>
+      <w:r>
+        <w:t xml:space="preserve"> </w:t>
+      </w:r>
+      <w:r>
+        <w:t xml:space="preserve">sont également exposées :</w:t>
+      </w:r>
+    </w:p>
+    <w:p>
+      <w:pPr>
+        <w:numPr>
+          <w:ilvl w:val="0"/>
+          <w:numId w:val="1010"/>
+        </w:numPr>
+        <w:pStyle w:val="Compact"/>
+      </w:pPr>
+      <w:r>
+        <w:rPr>
+          <w:rStyle w:val="VerbatimChar"/>
+        </w:rPr>
+        <w:t xml:space="preserve">sites_monitored_total</w:t>
+      </w:r>
+      <w:r>
+        <w:t xml:space="preserve"> </w:t>
+      </w:r>
+      <w:r>
+        <w:t xml:space="preserve">(Gauge) — nombre de sites surveillés</w:t>
+      </w:r>
+    </w:p>
+    <w:p>
+      <w:pPr>
+        <w:numPr>
+          <w:ilvl w:val="0"/>
+          <w:numId w:val="1010"/>
+        </w:numPr>
+        <w:pStyle w:val="Compact"/>
+      </w:pPr>
+      <w:r>
+        <w:rPr>
+          <w:rStyle w:val="VerbatimChar"/>
+        </w:rPr>
+        <w:t xml:space="preserve">sites_up_count</w:t>
+      </w:r>
+      <w:r>
+        <w:t xml:space="preserve"> </w:t>
+      </w:r>
+      <w:r>
+        <w:t xml:space="preserve">/</w:t>
+      </w:r>
+      <w:r>
+        <w:t xml:space="preserve"> </w:t>
+      </w:r>
+      <w:r>
+        <w:rPr>
+          <w:rStyle w:val="VerbatimChar"/>
+        </w:rPr>
+        <w:t xml:space="preserve">sites_down_count</w:t>
+      </w:r>
+      <w:r>
+        <w:t xml:space="preserve"> </w:t>
+      </w:r>
+      <w:r>
+        <w:t xml:space="preserve">/</w:t>
+      </w:r>
+      <w:r>
+        <w:t xml:space="preserve"> </w:t>
+      </w:r>
+      <w:r>
+        <w:rPr>
+          <w:rStyle w:val="VerbatimChar"/>
+        </w:rPr>
+        <w:t xml:space="preserve">sites_degraded_count</w:t>
+      </w:r>
+      <w:r>
+        <w:t xml:space="preserve"> </w:t>
+      </w:r>
+      <w:r>
+        <w:t xml:space="preserve">(Gauges) — statut temps réel</w:t>
+      </w:r>
+    </w:p>
+    <w:p>
+      <w:pPr>
+        <w:numPr>
+          <w:ilvl w:val="0"/>
+          <w:numId w:val="1010"/>
+        </w:numPr>
+        <w:pStyle w:val="Compact"/>
+      </w:pPr>
+      <w:r>
+        <w:rPr>
+          <w:rStyle w:val="VerbatimChar"/>
+        </w:rPr>
+        <w:t xml:space="preserve">monitoring_uptime_ratio</w:t>
+      </w:r>
+      <w:r>
+        <w:t xml:space="preserve"> </w:t>
+      </w:r>
+      <w:r>
+        <w:t xml:space="preserve">(Gauge) — SLA temps réel</w:t>
+      </w:r>
+    </w:p>
+    <w:p>
+      <w:pPr>
+        <w:numPr>
+          <w:ilvl w:val="0"/>
+          <w:numId w:val="1010"/>
+        </w:numPr>
+        <w:pStyle w:val="Compact"/>
+      </w:pPr>
+      <w:r>
+        <w:rPr>
+          <w:rStyle w:val="VerbatimChar"/>
+        </w:rPr>
+        <w:t xml:space="preserve">site_status{site}</w:t>
+      </w:r>
+      <w:r>
+        <w:t xml:space="preserve"> </w:t>
+      </w:r>
+      <w:r>
+        <w:t xml:space="preserve">(Gauge) — statut par site (1=UP, 0.5=DEGRADED, 0=DOWN)</w:t>
+      </w:r>
+    </w:p>
+    <w:p>
+      <w:pPr>
+        <w:numPr>
+          <w:ilvl w:val="0"/>
+          <w:numId w:val="1010"/>
+        </w:numPr>
+        <w:pStyle w:val="Compact"/>
+      </w:pPr>
+      <w:r>
+        <w:rPr>
+          <w:rStyle w:val="VerbatimChar"/>
+        </w:rPr>
+        <w:t xml:space="preserve">site_check_total{site,status}</w:t>
+      </w:r>
+      <w:r>
+        <w:t xml:space="preserve"> </w:t>
+      </w:r>
+      <w:r>
+        <w:t xml:space="preserve">(Counter) — cumul des probes</w:t>
+      </w:r>
+    </w:p>
+    <w:p>
+      <w:pPr>
+        <w:numPr>
+          <w:ilvl w:val="0"/>
+          <w:numId w:val="1010"/>
+        </w:numPr>
+        <w:pStyle w:val="Compact"/>
+      </w:pPr>
+      <w:r>
+        <w:rPr>
+          <w:rStyle w:val="VerbatimChar"/>
+        </w:rPr>
+        <w:t xml:space="preserve">site_check_latency_seconds{site}</w:t>
+      </w:r>
+      <w:r>
+        <w:t xml:space="preserve"> </w:t>
+      </w:r>
+      <w:r>
+        <w:t xml:space="preserve">(Histogram) — distribution de latence avec percentiles p50/p95/p99</w:t>
+      </w:r>
+    </w:p>
+    <w:p>
+      <w:pPr>
+        <w:pStyle w:val="FirstParagraph"/>
+      </w:pPr>
+      <w:r>
+        <w:t xml:space="preserve">Prometheus scrape ces métriques toutes les 15 secondes, avec une rétention de 15 jours.</w:t>
+      </w:r>
+    </w:p>
+    <w:p>
+      <w:pPr>
+        <w:pStyle w:val="Heading2"/>
+      </w:pPr>
+      <w:bookmarkStart w:id="54" w:name="pilier-2-logs-elk-stack"/>
+      <w:r>
+        <w:t xml:space="preserve">7.2 Pilier 2 — Logs (ELK Stack)</w:t>
+      </w:r>
+      <w:bookmarkEnd w:id="54"/>
+    </w:p>
+    <w:p>
+      <w:pPr>
+        <w:pStyle w:val="FirstParagraph"/>
+      </w:pPr>
+      <w:r>
+        <w:t xml:space="preserve">Le backend FastAPI émet ses logs au format</w:t>
+      </w:r>
+      <w:r>
+        <w:t xml:space="preserve"> </w:t>
+      </w:r>
+      <w:r>
+        <w:rPr>
+          <w:b/>
+        </w:rPr>
+        <w:t xml:space="preserve">JSON structuré</w:t>
+      </w:r>
+      <w:r>
+        <w:t xml:space="preserve"> </w:t>
+      </w:r>
+      <w:r>
+        <w:t xml:space="preserve">simultanément sur</w:t>
+      </w:r>
+      <w:r>
+        <w:t xml:space="preserve"> </w:t>
+      </w:r>
+      <w:r>
+        <w:rPr>
+          <w:rStyle w:val="VerbatimChar"/>
+        </w:rPr>
+        <w:t xml:space="preserve">stdout</w:t>
+      </w:r>
+      <w:r>
+        <w:t xml:space="preserve"> </w:t>
+      </w:r>
+      <w:r>
+        <w:t xml:space="preserve">(capturé par Docker) et vers Logstash via TCP (</w:t>
+      </w:r>
+      <w:r>
+        <w:rPr>
+          <w:rStyle w:val="VerbatimChar"/>
+        </w:rPr>
+        <w:t xml:space="preserve">port 5000</w:t>
+      </w:r>
+      <w:r>
+        <w:t xml:space="preserve">). Un handler tolérant aux pannes (</w:t>
+      </w:r>
+      <w:r>
+        <w:rPr>
+          <w:rStyle w:val="VerbatimChar"/>
+        </w:rPr>
+        <w:t xml:space="preserve">SafeLogstashHandler</w:t>
+      </w:r>
+      <w:r>
+        <w:t xml:space="preserve">) garantit que l’application ne crashe pas si Logstash est temporairement indisponible.</w:t>
+      </w:r>
+    </w:p>
+    <w:p>
+      <w:pPr>
+        <w:pStyle w:val="BodyText"/>
+      </w:pPr>
+      <w:r>
+        <w:t xml:space="preserve">Logstash applique des filtres (parsing de la date ISO 8601, tagging des erreurs) puis indexe dans Elasticsearch sous des index quotidiens (</w:t>
+      </w:r>
+      <w:r>
+        <w:rPr>
+          <w:rStyle w:val="VerbatimChar"/>
+        </w:rPr>
+        <w:t xml:space="preserve">logs-&lt;service&gt;-&lt;date&gt;</w:t>
+      </w:r>
+      <w:r>
+        <w:t xml:space="preserve">). Kibana expose une interface graphique d’exploration avec les champs</w:t>
+      </w:r>
+      <w:r>
+        <w:t xml:space="preserve"> </w:t>
+      </w:r>
+      <w:r>
+        <w:rPr>
+          <w:rStyle w:val="VerbatimChar"/>
+        </w:rPr>
+        <w:t xml:space="preserve">@timestamp</w:t>
+      </w:r>
+      <w:r>
+        <w:t xml:space="preserve">,</w:t>
+      </w:r>
+      <w:r>
+        <w:t xml:space="preserve"> </w:t>
+      </w:r>
+      <w:r>
+        <w:rPr>
+          <w:rStyle w:val="VerbatimChar"/>
+        </w:rPr>
+        <w:t xml:space="preserve">level</w:t>
+      </w:r>
+      <w:r>
+        <w:t xml:space="preserve">,</w:t>
+      </w:r>
+      <w:r>
+        <w:t xml:space="preserve"> </w:t>
+      </w:r>
+      <w:r>
+        <w:rPr>
+          <w:rStyle w:val="VerbatimChar"/>
+        </w:rPr>
+        <w:t xml:space="preserve">service</w:t>
+      </w:r>
+      <w:r>
+        <w:t xml:space="preserve">,</w:t>
+      </w:r>
+      <w:r>
+        <w:t xml:space="preserve"> </w:t>
+      </w:r>
+      <w:r>
+        <w:rPr>
+          <w:rStyle w:val="VerbatimChar"/>
+        </w:rPr>
+        <w:t xml:space="preserve">message</w:t>
+      </w:r>
+      <w:r>
+        <w:t xml:space="preserve">,</w:t>
+      </w:r>
+      <w:r>
+        <w:t xml:space="preserve"> </w:t>
+      </w:r>
+      <w:r>
+        <w:rPr>
+          <w:rStyle w:val="VerbatimChar"/>
+        </w:rPr>
+        <w:t xml:space="preserve">trace_id</w:t>
+      </w:r>
+      <w:r>
         <w:t xml:space="preserve">.</w:t>
       </w:r>
+    </w:p>
+    <w:p>
+      <w:pPr>
+        <w:pStyle w:val="Heading2"/>
+      </w:pPr>
+      <w:bookmarkStart w:id="55" w:name="pilier-3-traces-jaeger-via-opentelemetry"/>
+      <w:r>
+        <w:t xml:space="preserve">7.3 Pilier 3 — Traces (Jaeger via OpenTelemetry)</w:t>
+      </w:r>
+      <w:bookmarkEnd w:id="55"/>
+    </w:p>
+    <w:p>
+      <w:pPr>
+        <w:pStyle w:val="FirstParagraph"/>
+      </w:pPr>
+      <w:r>
+        <w:t xml:space="preserve">Jaeger 1.55 all-in-one reçoit les traces sur le port OTLP gRPC</w:t>
+      </w:r>
+      <w:r>
+        <w:t xml:space="preserve"> </w:t>
+      </w:r>
+      <w:r>
+        <w:rPr>
+          <w:rStyle w:val="VerbatimChar"/>
+        </w:rPr>
+        <w:t xml:space="preserve">4317</w:t>
+      </w:r>
+      <w:r>
+        <w:t xml:space="preserve">. Le backend FastAPI est instrumenté automatiquement via les bibliothèques OpenTelemetry :</w:t>
+      </w:r>
+    </w:p>
+    <w:p>
+      <w:pPr>
+        <w:numPr>
+          <w:ilvl w:val="0"/>
+          <w:numId w:val="1011"/>
+        </w:numPr>
+        <w:pStyle w:val="Compact"/>
+      </w:pPr>
+      <w:r>
+        <w:rPr>
+          <w:rStyle w:val="VerbatimChar"/>
+        </w:rPr>
+        <w:t xml:space="preserve">FastAPIInstrumentor</w:t>
+      </w:r>
+      <w:r>
+        <w:t xml:space="preserve"> </w:t>
+      </w:r>
+      <w:r>
+        <w:t xml:space="preserve">— trace chaque requête HTTP entrante</w:t>
+      </w:r>
+    </w:p>
+    <w:p>
+      <w:pPr>
+        <w:numPr>
+          <w:ilvl w:val="0"/>
+          <w:numId w:val="1011"/>
+        </w:numPr>
+        <w:pStyle w:val="Compact"/>
+      </w:pPr>
+      <w:r>
+        <w:rPr>
+          <w:rStyle w:val="VerbatimChar"/>
+        </w:rPr>
+        <w:t xml:space="preserve">RequestsInstrumentor</w:t>
+      </w:r>
+      <w:r>
+        <w:t xml:space="preserve"> </w:t>
+      </w:r>
+      <w:r>
+        <w:t xml:space="preserve">— trace chaque appel HTTP sortant (vers les sites monitorés)</w:t>
+      </w:r>
+    </w:p>
+    <w:p>
+      <w:pPr>
+        <w:numPr>
+          <w:ilvl w:val="0"/>
+          <w:numId w:val="1011"/>
+        </w:numPr>
+        <w:pStyle w:val="Compact"/>
+      </w:pPr>
+      <w:r>
+        <w:rPr>
+          <w:rStyle w:val="VerbatimChar"/>
+        </w:rPr>
+        <w:t xml:space="preserve">LoggingInstrumentor</w:t>
+      </w:r>
+      <w:r>
+        <w:t xml:space="preserve"> </w:t>
+      </w:r>
+      <w:r>
+        <w:t xml:space="preserve">— injecte le</w:t>
+      </w:r>
+      <w:r>
+        <w:t xml:space="preserve"> </w:t>
+      </w:r>
+      <w:r>
+        <w:rPr>
+          <w:rStyle w:val="VerbatimChar"/>
+        </w:rPr>
+        <w:t xml:space="preserve">trace_id</w:t>
+      </w:r>
+      <w:r>
+        <w:t xml:space="preserve"> </w:t>
+      </w:r>
+      <w:r>
+        <w:t xml:space="preserve">dans chaque enregistrement de log</w:t>
+      </w:r>
+    </w:p>
+    <w:p>
+      <w:pPr>
+        <w:pStyle w:val="FirstParagraph"/>
+      </w:pPr>
+      <w:r>
+        <w:t xml:space="preserve">Cette</w:t>
+      </w:r>
       <w:r>
         <w:t xml:space="preserve"> </w:t>
       </w:r>
@@ -5308,269 +6006,655 @@
         <w:rPr>
           <w:b/>
         </w:rPr>
-        <w:t xml:space="preserve">Six métriques métier custom</w:t>
-      </w:r>
-      <w:r>
-        <w:t xml:space="preserve"> </w:t>
-      </w:r>
-      <w:r>
-        <w:t xml:space="preserve">sont également exposées :</w:t>
-      </w:r>
-    </w:p>
-    <w:p>
-      <w:pPr>
-        <w:numPr>
-          <w:ilvl w:val="0"/>
-          <w:numId w:val="1010"/>
-        </w:numPr>
-        <w:pStyle w:val="Compact"/>
-      </w:pPr>
-      <w:r>
-        <w:rPr>
-          <w:rStyle w:val="VerbatimChar"/>
-        </w:rPr>
-        <w:t xml:space="preserve">sites_monitored_total</w:t>
-      </w:r>
-      <w:r>
-        <w:t xml:space="preserve"> </w:t>
-      </w:r>
-      <w:r>
-        <w:t xml:space="preserve">(Gauge) — nombre de sites surveillés</w:t>
-      </w:r>
-    </w:p>
-    <w:p>
-      <w:pPr>
-        <w:numPr>
-          <w:ilvl w:val="0"/>
-          <w:numId w:val="1010"/>
-        </w:numPr>
-        <w:pStyle w:val="Compact"/>
-      </w:pPr>
-      <w:r>
-        <w:rPr>
-          <w:rStyle w:val="VerbatimChar"/>
-        </w:rPr>
-        <w:t xml:space="preserve">sites_up_count</w:t>
-      </w:r>
-      <w:r>
-        <w:t xml:space="preserve"> </w:t>
-      </w:r>
-      <w:r>
-        <w:t xml:space="preserve">/</w:t>
-      </w:r>
-      <w:r>
-        <w:t xml:space="preserve"> </w:t>
-      </w:r>
-      <w:r>
-        <w:rPr>
-          <w:rStyle w:val="VerbatimChar"/>
-        </w:rPr>
-        <w:t xml:space="preserve">sites_down_count</w:t>
-      </w:r>
-      <w:r>
-        <w:t xml:space="preserve"> </w:t>
-      </w:r>
-      <w:r>
-        <w:t xml:space="preserve">/</w:t>
-      </w:r>
-      <w:r>
-        <w:t xml:space="preserve"> </w:t>
-      </w:r>
-      <w:r>
-        <w:rPr>
-          <w:rStyle w:val="VerbatimChar"/>
-        </w:rPr>
-        <w:t xml:space="preserve">sites_degraded_count</w:t>
-      </w:r>
-      <w:r>
-        <w:t xml:space="preserve"> </w:t>
-      </w:r>
-      <w:r>
-        <w:t xml:space="preserve">(Gauges) — statut temps réel</w:t>
-      </w:r>
-    </w:p>
-    <w:p>
-      <w:pPr>
-        <w:numPr>
-          <w:ilvl w:val="0"/>
-          <w:numId w:val="1010"/>
-        </w:numPr>
-        <w:pStyle w:val="Compact"/>
-      </w:pPr>
-      <w:r>
-        <w:rPr>
-          <w:rStyle w:val="VerbatimChar"/>
-        </w:rPr>
-        <w:t xml:space="preserve">monitoring_uptime_ratio</w:t>
-      </w:r>
-      <w:r>
-        <w:t xml:space="preserve"> </w:t>
-      </w:r>
-      <w:r>
-        <w:t xml:space="preserve">(Gauge) — SLA temps réel</w:t>
-      </w:r>
-    </w:p>
-    <w:p>
-      <w:pPr>
-        <w:numPr>
-          <w:ilvl w:val="0"/>
-          <w:numId w:val="1010"/>
-        </w:numPr>
-        <w:pStyle w:val="Compact"/>
-      </w:pPr>
-      <w:r>
-        <w:rPr>
-          <w:rStyle w:val="VerbatimChar"/>
-        </w:rPr>
-        <w:t xml:space="preserve">site_status{site}</w:t>
-      </w:r>
-      <w:r>
-        <w:t xml:space="preserve"> </w:t>
-      </w:r>
-      <w:r>
-        <w:t xml:space="preserve">(Gauge) — statut par site (1=UP, 0.5=DEGRADED, 0=DOWN)</w:t>
-      </w:r>
-    </w:p>
-    <w:p>
-      <w:pPr>
-        <w:numPr>
-          <w:ilvl w:val="0"/>
-          <w:numId w:val="1010"/>
-        </w:numPr>
-        <w:pStyle w:val="Compact"/>
-      </w:pPr>
-      <w:r>
-        <w:rPr>
-          <w:rStyle w:val="VerbatimChar"/>
-        </w:rPr>
-        <w:t xml:space="preserve">site_check_total{site,status}</w:t>
-      </w:r>
-      <w:r>
-        <w:t xml:space="preserve"> </w:t>
-      </w:r>
-      <w:r>
-        <w:t xml:space="preserve">(Counter) — cumul des probes</w:t>
-      </w:r>
-    </w:p>
-    <w:p>
-      <w:pPr>
-        <w:numPr>
-          <w:ilvl w:val="0"/>
-          <w:numId w:val="1010"/>
-        </w:numPr>
-        <w:pStyle w:val="Compact"/>
-      </w:pPr>
-      <w:r>
-        <w:rPr>
-          <w:rStyle w:val="VerbatimChar"/>
-        </w:rPr>
-        <w:t xml:space="preserve">site_check_latency_seconds{site}</w:t>
-      </w:r>
-      <w:r>
-        <w:t xml:space="preserve"> </w:t>
-      </w:r>
-      <w:r>
-        <w:t xml:space="preserve">(Histogram) — distribution de latence avec percentiles p50/p95/p99</w:t>
-      </w:r>
+        <w:t xml:space="preserve">corrélation logs ↔ traces</w:t>
+      </w:r>
+      <w:r>
+        <w:t xml:space="preserve"> </w:t>
+      </w:r>
+      <w:r>
+        <w:t xml:space="preserve">permet depuis Kibana de retrouver instantanément dans Jaeger la trace correspondant à un log d’erreur.</w:t>
+      </w:r>
+    </w:p>
+    <w:p>
+      <w:pPr>
+        <w:pStyle w:val="Heading2"/>
+      </w:pPr>
+      <w:bookmarkStart w:id="56" w:name="alerting-alertmanager"/>
+      <w:r>
+        <w:t xml:space="preserve">7.4 Alerting (AlertManager)</w:t>
+      </w:r>
+      <w:bookmarkEnd w:id="56"/>
     </w:p>
     <w:p>
       <w:pPr>
         <w:pStyle w:val="FirstParagraph"/>
       </w:pPr>
       <w:r>
-        <w:t xml:space="preserve">Prometheus scrape ces métriques toutes les 15 secondes, avec une rétention de 15 jours.</w:t>
+        <w:t xml:space="preserve">11 alertes définies dans</w:t>
+      </w:r>
+      <w:r>
+        <w:t xml:space="preserve"> </w:t>
+      </w:r>
+      <w:r>
+        <w:rPr>
+          <w:rStyle w:val="VerbatimChar"/>
+        </w:rPr>
+        <w:t xml:space="preserve">monitoring/alerts/alerts.yml</w:t>
+      </w:r>
+      <w:r>
+        <w:t xml:space="preserve">, réparties en 3 groupes :</w:t>
+      </w:r>
+    </w:p>
+    <w:p>
+      <w:pPr>
+        <w:numPr>
+          <w:ilvl w:val="0"/>
+          <w:numId w:val="1012"/>
+        </w:numPr>
+        <w:pStyle w:val="Compact"/>
+      </w:pPr>
+      <w:r>
+        <w:rPr>
+          <w:b/>
+        </w:rPr>
+        <w:t xml:space="preserve">System (4)</w:t>
+      </w:r>
+      <w:r>
+        <w:t xml:space="preserve"> </w:t>
+      </w:r>
+      <w:r>
+        <w:t xml:space="preserve">:</w:t>
+      </w:r>
+      <w:r>
+        <w:t xml:space="preserve"> </w:t>
+      </w:r>
+      <w:r>
+        <w:rPr>
+          <w:rStyle w:val="VerbatimChar"/>
+        </w:rPr>
+        <w:t xml:space="preserve">InstanceDown</w:t>
+      </w:r>
+      <w:r>
+        <w:t xml:space="preserve">,</w:t>
+      </w:r>
+      <w:r>
+        <w:t xml:space="preserve"> </w:t>
+      </w:r>
+      <w:r>
+        <w:rPr>
+          <w:rStyle w:val="VerbatimChar"/>
+        </w:rPr>
+        <w:t xml:space="preserve">HighCPU</w:t>
+      </w:r>
+      <w:r>
+        <w:t xml:space="preserve">,</w:t>
+      </w:r>
+      <w:r>
+        <w:t xml:space="preserve"> </w:t>
+      </w:r>
+      <w:r>
+        <w:rPr>
+          <w:rStyle w:val="VerbatimChar"/>
+        </w:rPr>
+        <w:t xml:space="preserve">HighMemory</w:t>
+      </w:r>
+      <w:r>
+        <w:t xml:space="preserve">,</w:t>
+      </w:r>
+      <w:r>
+        <w:t xml:space="preserve"> </w:t>
+      </w:r>
+      <w:r>
+        <w:rPr>
+          <w:rStyle w:val="VerbatimChar"/>
+        </w:rPr>
+        <w:t xml:space="preserve">DiskAlmostFull</w:t>
+      </w:r>
+    </w:p>
+    <w:p>
+      <w:pPr>
+        <w:numPr>
+          <w:ilvl w:val="0"/>
+          <w:numId w:val="1012"/>
+        </w:numPr>
+        <w:pStyle w:val="Compact"/>
+      </w:pPr>
+      <w:r>
+        <w:rPr>
+          <w:b/>
+        </w:rPr>
+        <w:t xml:space="preserve">Application (2)</w:t>
+      </w:r>
+      <w:r>
+        <w:t xml:space="preserve"> </w:t>
+      </w:r>
+      <w:r>
+        <w:t xml:space="preserve">:</w:t>
+      </w:r>
+      <w:r>
+        <w:t xml:space="preserve"> </w:t>
+      </w:r>
+      <w:r>
+        <w:rPr>
+          <w:rStyle w:val="VerbatimChar"/>
+        </w:rPr>
+        <w:t xml:space="preserve">BackendHighErrorRate</w:t>
+      </w:r>
+      <w:r>
+        <w:t xml:space="preserve">,</w:t>
+      </w:r>
+      <w:r>
+        <w:t xml:space="preserve"> </w:t>
+      </w:r>
+      <w:r>
+        <w:rPr>
+          <w:rStyle w:val="VerbatimChar"/>
+        </w:rPr>
+        <w:t xml:space="preserve">BackendHighLatency</w:t>
+      </w:r>
+    </w:p>
+    <w:p>
+      <w:pPr>
+        <w:numPr>
+          <w:ilvl w:val="0"/>
+          <w:numId w:val="1012"/>
+        </w:numPr>
+        <w:pStyle w:val="Compact"/>
+      </w:pPr>
+      <w:r>
+        <w:rPr>
+          <w:b/>
+        </w:rPr>
+        <w:t xml:space="preserve">Business (5)</w:t>
+      </w:r>
+      <w:r>
+        <w:t xml:space="preserve"> </w:t>
+      </w:r>
+      <w:r>
+        <w:t xml:space="preserve">:</w:t>
+      </w:r>
+      <w:r>
+        <w:t xml:space="preserve"> </w:t>
+      </w:r>
+      <w:r>
+        <w:rPr>
+          <w:rStyle w:val="VerbatimChar"/>
+        </w:rPr>
+        <w:t xml:space="preserve">ProbeUptimeSLABreach</w:t>
+      </w:r>
+      <w:r>
+        <w:t xml:space="preserve">,</w:t>
+      </w:r>
+      <w:r>
+        <w:t xml:space="preserve"> </w:t>
+      </w:r>
+      <w:r>
+        <w:rPr>
+          <w:rStyle w:val="VerbatimChar"/>
+        </w:rPr>
+        <w:t xml:space="preserve">SiteDownPersistent</w:t>
+      </w:r>
+      <w:r>
+        <w:t xml:space="preserve">,</w:t>
+      </w:r>
+      <w:r>
+        <w:t xml:space="preserve"> </w:t>
+      </w:r>
+      <w:r>
+        <w:rPr>
+          <w:rStyle w:val="VerbatimChar"/>
+        </w:rPr>
+        <w:t xml:space="preserve">SiteHighLatency</w:t>
+      </w:r>
+      <w:r>
+        <w:t xml:space="preserve">,</w:t>
+      </w:r>
+      <w:r>
+        <w:t xml:space="preserve"> </w:t>
+      </w:r>
+      <w:r>
+        <w:rPr>
+          <w:rStyle w:val="VerbatimChar"/>
+        </w:rPr>
+        <w:t xml:space="preserve">ProbeFailureRateHigh</w:t>
+      </w:r>
+      <w:r>
+        <w:t xml:space="preserve">,</w:t>
+      </w:r>
+      <w:r>
+        <w:t xml:space="preserve"> </w:t>
+      </w:r>
+      <w:r>
+        <w:rPr>
+          <w:rStyle w:val="VerbatimChar"/>
+        </w:rPr>
+        <w:t xml:space="preserve">NoMonitoringDataReceived</w:t>
+      </w:r>
+    </w:p>
+    <w:p>
+      <w:pPr>
+        <w:pStyle w:val="FirstParagraph"/>
+      </w:pPr>
+      <w:r>
+        <w:t xml:space="preserve">Chaque alerte est annotée d’un champ</w:t>
+      </w:r>
+      <w:r>
+        <w:t xml:space="preserve"> </w:t>
+      </w:r>
+      <w:r>
+        <w:rPr>
+          <w:rStyle w:val="VerbatimChar"/>
+        </w:rPr>
+        <w:t xml:space="preserve">decision</w:t>
+      </w:r>
+      <w:r>
+        <w:t xml:space="preserve"> </w:t>
+      </w:r>
+      <w:r>
+        <w:t xml:space="preserve">qui décrit l’action à prendre. AlertManager route ces alertes vers</w:t>
+      </w:r>
+      <w:r>
+        <w:t xml:space="preserve"> </w:t>
+      </w:r>
+      <w:r>
+        <w:rPr>
+          <w:b/>
+        </w:rPr>
+        <w:t xml:space="preserve">Discord</w:t>
+      </w:r>
+      <w:r>
+        <w:t xml:space="preserve"> </w:t>
+      </w:r>
+      <w:r>
+        <w:t xml:space="preserve">(webhook) et</w:t>
+      </w:r>
+      <w:r>
+        <w:t xml:space="preserve"> </w:t>
+      </w:r>
+      <w:r>
+        <w:rPr>
+          <w:b/>
+        </w:rPr>
+        <w:t xml:space="preserve">email SMTP</w:t>
+      </w:r>
+      <w:r>
+        <w:t xml:space="preserve"> </w:t>
+      </w:r>
+      <w:r>
+        <w:t xml:space="preserve">en cas de sévérité</w:t>
+      </w:r>
+      <w:r>
+        <w:t xml:space="preserve"> </w:t>
+      </w:r>
+      <w:r>
+        <w:rPr>
+          <w:rStyle w:val="VerbatimChar"/>
+        </w:rPr>
+        <w:t xml:space="preserve">critical</w:t>
+      </w:r>
+      <w:r>
+        <w:t xml:space="preserve">.</w:t>
       </w:r>
     </w:p>
     <w:p>
       <w:pPr>
         <w:pStyle w:val="Heading2"/>
       </w:pPr>
-      <w:bookmarkStart w:id="54" w:name="pilier-2-logs-elk-stack"/>
-      <w:r>
-        <w:t xml:space="preserve">7.2 Pilier 2 — Logs (ELK Stack)</w:t>
-      </w:r>
-      <w:bookmarkEnd w:id="54"/>
+      <w:bookmarkStart w:id="57" w:name="dashboards-grafana"/>
+      <w:r>
+        <w:t xml:space="preserve">7.5 Dashboards Grafana</w:t>
+      </w:r>
+      <w:bookmarkEnd w:id="57"/>
     </w:p>
     <w:p>
       <w:pPr>
         <w:pStyle w:val="FirstParagraph"/>
       </w:pPr>
       <w:r>
-        <w:t xml:space="preserve">Le backend FastAPI émet ses logs au format</w:t>
-      </w:r>
-      <w:r>
-        <w:t xml:space="preserve"> </w:t>
-      </w:r>
+        <w:t xml:space="preserve">Deux dashboards provisionnés automatiquement (JSON versionné dans</w:t>
+      </w:r>
+      <w:r>
+        <w:t xml:space="preserve"> </w:t>
+      </w:r>
+      <w:r>
+        <w:rPr>
+          <w:rStyle w:val="VerbatimChar"/>
+        </w:rPr>
+        <w:t xml:space="preserve">grafana/dashboards/</w:t>
+      </w:r>
+      <w:r>
+        <w:t xml:space="preserve">) :</w:t>
+      </w:r>
+    </w:p>
+    <w:p>
+      <w:pPr>
+        <w:numPr>
+          <w:ilvl w:val="0"/>
+          <w:numId w:val="1013"/>
+        </w:numPr>
+        <w:pStyle w:val="Compact"/>
+      </w:pPr>
       <w:r>
         <w:rPr>
           <w:b/>
         </w:rPr>
-        <w:t xml:space="preserve">JSON structuré</w:t>
-      </w:r>
-      <w:r>
-        <w:t xml:space="preserve"> </w:t>
-      </w:r>
-      <w:r>
-        <w:t xml:space="preserve">simultanément sur</w:t>
-      </w:r>
-      <w:r>
-        <w:t xml:space="preserve"> </w:t>
-      </w:r>
-      <w:r>
-        <w:rPr>
-          <w:rStyle w:val="VerbatimChar"/>
-        </w:rPr>
-        <w:t xml:space="preserve">stdout</w:t>
-      </w:r>
-      <w:r>
-        <w:t xml:space="preserve"> </w:t>
-      </w:r>
-      <w:r>
-        <w:t xml:space="preserve">(capturé par Docker) et vers Logstash via TCP (</w:t>
-      </w:r>
-      <w:r>
-        <w:rPr>
-          <w:rStyle w:val="VerbatimChar"/>
-        </w:rPr>
-        <w:t xml:space="preserve">port 5000</w:t>
-      </w:r>
-      <w:r>
-        <w:t xml:space="preserve">). Un handler tolérant aux pannes (</w:t>
-      </w:r>
-      <w:r>
-        <w:rPr>
-          <w:rStyle w:val="VerbatimChar"/>
-        </w:rPr>
-        <w:t xml:space="preserve">SafeLogstashHandler</w:t>
-      </w:r>
-      <w:r>
-        <w:t xml:space="preserve">) garantit que l’application ne crashe pas si Logstash est temporairement indisponible.</w:t>
-      </w:r>
-    </w:p>
-    <w:p>
-      <w:pPr>
-        <w:pStyle w:val="BodyText"/>
-      </w:pPr>
-      <w:r>
-        <w:t xml:space="preserve">Logstash applique des filtres (parsing de la date ISO 8601, tagging des erreurs) puis indexe dans Elasticsearch sous des index quotidiens (</w:t>
-      </w:r>
-      <w:r>
-        <w:rPr>
-          <w:rStyle w:val="VerbatimChar"/>
-        </w:rPr>
-        <w:t xml:space="preserve">logs-&lt;service&gt;-&lt;date&gt;</w:t>
-      </w:r>
-      <w:r>
-        <w:t xml:space="preserve">). Kibana expose une interface graphique d’exploration avec les champs</w:t>
-      </w:r>
-      <w:r>
-        <w:t xml:space="preserve"> </w:t>
-      </w:r>
-      <w:r>
-        <w:rPr>
-          <w:rStyle w:val="VerbatimChar"/>
-        </w:rPr>
-        <w:t xml:space="preserve">@timestamp</w:t>
+        <w:t xml:space="preserve">Backend Overview</w:t>
+      </w:r>
+      <w:r>
+        <w:t xml:space="preserve"> </w:t>
+      </w:r>
+      <w:r>
+        <w:t xml:space="preserve">(8 panels) — RPS, error rate, percentiles de latence, CPU/RAM host</w:t>
+      </w:r>
+    </w:p>
+    <w:p>
+      <w:pPr>
+        <w:numPr>
+          <w:ilvl w:val="0"/>
+          <w:numId w:val="1013"/>
+        </w:numPr>
+        <w:pStyle w:val="Compact"/>
+      </w:pPr>
+      <w:r>
+        <w:rPr>
+          <w:b/>
+        </w:rPr>
+        <w:t xml:space="preserve">Business Metrics — Monitoring Platform</w:t>
+      </w:r>
+      <w:r>
+        <w:t xml:space="preserve"> </w:t>
+      </w:r>
+      <w:r>
+        <w:t xml:space="preserve">(16 panels en 4 lignes) — Business KPIs (sites monitorés, uptime SLA, probes/h), Application (error rate, latency, RPS), Trends &amp; Forecast (statut par site, latence par site, uptime ratio trend)</w:t>
+      </w:r>
+    </w:p>
+    <w:p>
+      <w:pPr>
+        <w:pStyle w:val="Heading1"/>
+      </w:pPr>
+      <w:bookmarkStart w:id="58" w:name="X391856da60087b4963927f8e44bad0dc7b62b97"/>
+      <w:r>
+        <w:t xml:space="preserve">8. Réalisation — Sécurité applicative et opérationnelle</w:t>
+      </w:r>
+      <w:bookmarkEnd w:id="58"/>
+    </w:p>
+    <w:p>
+      <w:pPr>
+        <w:pStyle w:val="Heading2"/>
+      </w:pPr>
+      <w:bookmarkStart w:id="59" w:name="authentification"/>
+      <w:r>
+        <w:t xml:space="preserve">8.1 Authentification</w:t>
+      </w:r>
+      <w:bookmarkEnd w:id="59"/>
+    </w:p>
+    <w:p>
+      <w:pPr>
+        <w:numPr>
+          <w:ilvl w:val="0"/>
+          <w:numId w:val="1014"/>
+        </w:numPr>
+        <w:pStyle w:val="Compact"/>
+      </w:pPr>
+      <w:r>
+        <w:rPr>
+          <w:b/>
+        </w:rPr>
+        <w:t xml:space="preserve">JWT</w:t>
+      </w:r>
+      <w:r>
+        <w:t xml:space="preserve"> </w:t>
+      </w:r>
+      <w:r>
+        <w:t xml:space="preserve">(HS256) avec bibliothèque</w:t>
+      </w:r>
+      <w:r>
+        <w:t xml:space="preserve"> </w:t>
+      </w:r>
+      <w:r>
+        <w:rPr>
+          <w:rStyle w:val="VerbatimChar"/>
+        </w:rPr>
+        <w:t xml:space="preserve">python-jose</w:t>
+      </w:r>
+    </w:p>
+    <w:p>
+      <w:pPr>
+        <w:numPr>
+          <w:ilvl w:val="0"/>
+          <w:numId w:val="1014"/>
+        </w:numPr>
+        <w:pStyle w:val="Compact"/>
+      </w:pPr>
+      <w:r>
+        <w:t xml:space="preserve">Mots de passe hachés via</w:t>
+      </w:r>
+      <w:r>
+        <w:t xml:space="preserve"> </w:t>
+      </w:r>
+      <w:r>
+        <w:rPr>
+          <w:b/>
+        </w:rPr>
+        <w:t xml:space="preserve">bcrypt</w:t>
+      </w:r>
+      <w:r>
+        <w:t xml:space="preserve"> </w:t>
+      </w:r>
+      <w:r>
+        <w:t xml:space="preserve">(</w:t>
+      </w:r>
+      <w:r>
+        <w:rPr>
+          <w:rStyle w:val="VerbatimChar"/>
+        </w:rPr>
+        <w:t xml:space="preserve">passlib</w:t>
+      </w:r>
+      <w:r>
+        <w:t xml:space="preserve">)</w:t>
+      </w:r>
+    </w:p>
+    <w:p>
+      <w:pPr>
+        <w:numPr>
+          <w:ilvl w:val="0"/>
+          <w:numId w:val="1014"/>
+        </w:numPr>
+        <w:pStyle w:val="Compact"/>
+      </w:pPr>
+      <w:r>
+        <w:t xml:space="preserve">Endpoint</w:t>
+      </w:r>
+      <w:r>
+        <w:t xml:space="preserve"> </w:t>
+      </w:r>
+      <w:r>
+        <w:rPr>
+          <w:rStyle w:val="VerbatimChar"/>
+        </w:rPr>
+        <w:t xml:space="preserve">/auth/login</w:t>
+      </w:r>
+      <w:r>
+        <w:t xml:space="preserve"> </w:t>
+      </w:r>
+      <w:r>
+        <w:t xml:space="preserve">retourne un token JWT à durée limitée (60 min)</w:t>
+      </w:r>
+    </w:p>
+    <w:p>
+      <w:pPr>
+        <w:numPr>
+          <w:ilvl w:val="0"/>
+          <w:numId w:val="1014"/>
+        </w:numPr>
+        <w:pStyle w:val="Compact"/>
+      </w:pPr>
+      <w:r>
+        <w:t xml:space="preserve">Endpoint</w:t>
+      </w:r>
+      <w:r>
+        <w:t xml:space="preserve"> </w:t>
+      </w:r>
+      <w:r>
+        <w:rPr>
+          <w:rStyle w:val="VerbatimChar"/>
+        </w:rPr>
+        <w:t xml:space="preserve">/auth/verify</w:t>
+      </w:r>
+      <w:r>
+        <w:t xml:space="preserve"> </w:t>
+      </w:r>
+      <w:r>
+        <w:t xml:space="preserve">vérifie la validité d’un token</w:t>
+      </w:r>
+    </w:p>
+    <w:p>
+      <w:pPr>
+        <w:numPr>
+          <w:ilvl w:val="0"/>
+          <w:numId w:val="1014"/>
+        </w:numPr>
+        <w:pStyle w:val="Compact"/>
+      </w:pPr>
+      <w:r>
+        <w:rPr>
+          <w:rStyle w:val="VerbatimChar"/>
+        </w:rPr>
+        <w:t xml:space="preserve">JWT_SECRET</w:t>
+      </w:r>
+      <w:r>
+        <w:t xml:space="preserve"> </w:t>
+      </w:r>
+      <w:r>
+        <w:t xml:space="preserve">injecté via variable d’environnement (jamais hardcodé)</w:t>
+      </w:r>
+    </w:p>
+    <w:p>
+      <w:pPr>
+        <w:pStyle w:val="Heading2"/>
+      </w:pPr>
+      <w:bookmarkStart w:id="60" w:name="conteneurisation-sécurisée"/>
+      <w:r>
+        <w:t xml:space="preserve">8.2 Conteneurisation sécurisée</w:t>
+      </w:r>
+      <w:bookmarkEnd w:id="60"/>
+    </w:p>
+    <w:p>
+      <w:pPr>
+        <w:numPr>
+          <w:ilvl w:val="0"/>
+          <w:numId w:val="1015"/>
+        </w:numPr>
+        <w:pStyle w:val="Compact"/>
+      </w:pPr>
+      <w:r>
+        <w:rPr>
+          <w:b/>
+        </w:rPr>
+        <w:t xml:space="preserve">Multi-stage builds</w:t>
+      </w:r>
+      <w:r>
+        <w:t xml:space="preserve"> </w:t>
+      </w:r>
+      <w:r>
+        <w:t xml:space="preserve">: image runtime sans outils de compilation</w:t>
+      </w:r>
+    </w:p>
+    <w:p>
+      <w:pPr>
+        <w:numPr>
+          <w:ilvl w:val="0"/>
+          <w:numId w:val="1015"/>
+        </w:numPr>
+        <w:pStyle w:val="Compact"/>
+      </w:pPr>
+      <w:r>
+        <w:rPr>
+          <w:b/>
+        </w:rPr>
+        <w:t xml:space="preserve">Utilisateur non-root</w:t>
+      </w:r>
+      <w:r>
+        <w:t xml:space="preserve"> </w:t>
+      </w:r>
+      <w:r>
+        <w:t xml:space="preserve">(</w:t>
+      </w:r>
+      <w:r>
+        <w:rPr>
+          <w:rStyle w:val="VerbatimChar"/>
+        </w:rPr>
+        <w:t xml:space="preserve">appuser</w:t>
+      </w:r>
+      <w:r>
+        <w:t xml:space="preserve">) dans le conteneur backend et</w:t>
+      </w:r>
+      <w:r>
+        <w:t xml:space="preserve"> </w:t>
+      </w:r>
+      <w:r>
+        <w:rPr>
+          <w:rStyle w:val="VerbatimChar"/>
+        </w:rPr>
+        <w:t xml:space="preserve">nginx</w:t>
+      </w:r>
+      <w:r>
+        <w:t xml:space="preserve"> </w:t>
+      </w:r>
+      <w:r>
+        <w:t xml:space="preserve">user pour le frontend</w:t>
+      </w:r>
+    </w:p>
+    <w:p>
+      <w:pPr>
+        <w:numPr>
+          <w:ilvl w:val="0"/>
+          <w:numId w:val="1015"/>
+        </w:numPr>
+        <w:pStyle w:val="Compact"/>
+      </w:pPr>
+      <w:r>
+        <w:rPr>
+          <w:b/>
+        </w:rPr>
+        <w:t xml:space="preserve">Healthchecks Docker</w:t>
+      </w:r>
+      <w:r>
+        <w:t xml:space="preserve"> </w:t>
+      </w:r>
+      <w:r>
+        <w:t xml:space="preserve">sur tous les services critiques</w:t>
+      </w:r>
+    </w:p>
+    <w:p>
+      <w:pPr>
+        <w:numPr>
+          <w:ilvl w:val="0"/>
+          <w:numId w:val="1015"/>
+        </w:numPr>
+        <w:pStyle w:val="Compact"/>
+      </w:pPr>
+      <w:r>
+        <w:rPr>
+          <w:rStyle w:val="VerbatimChar"/>
+          <w:b/>
+        </w:rPr>
+        <w:t xml:space="preserve">.dockerignore</w:t>
+      </w:r>
+      <w:r>
+        <w:t xml:space="preserve"> </w:t>
+      </w:r>
+      <w:r>
+        <w:t xml:space="preserve">excluant secrets,</w:t>
+      </w:r>
+      <w:r>
+        <w:t xml:space="preserve"> </w:t>
+      </w:r>
+      <w:r>
+        <w:rPr>
+          <w:rStyle w:val="VerbatimChar"/>
+        </w:rPr>
+        <w:t xml:space="preserve">.git/</w:t>
       </w:r>
       <w:r>
         <w:t xml:space="preserve">,</w:t>
@@ -5582,7 +6666,7 @@
         <w:rPr>
           <w:rStyle w:val="VerbatimChar"/>
         </w:rPr>
-        <w:t xml:space="preserve">level</w:t>
+        <w:t xml:space="preserve">.venv/</w:t>
       </w:r>
       <w:r>
         <w:t xml:space="preserve">,</w:t>
@@ -5594,202 +6678,155 @@
         <w:rPr>
           <w:rStyle w:val="VerbatimChar"/>
         </w:rPr>
-        <w:t xml:space="preserve">service</w:t>
-      </w:r>
-      <w:r>
-        <w:t xml:space="preserve">,</w:t>
-      </w:r>
-      <w:r>
-        <w:t xml:space="preserve"> </w:t>
-      </w:r>
-      <w:r>
-        <w:rPr>
-          <w:rStyle w:val="VerbatimChar"/>
-        </w:rPr>
-        <w:t xml:space="preserve">message</w:t>
-      </w:r>
-      <w:r>
-        <w:t xml:space="preserve">,</w:t>
-      </w:r>
-      <w:r>
-        <w:t xml:space="preserve"> </w:t>
-      </w:r>
-      <w:r>
-        <w:rPr>
-          <w:rStyle w:val="VerbatimChar"/>
-        </w:rPr>
-        <w:t xml:space="preserve">trace_id</w:t>
-      </w:r>
-      <w:r>
-        <w:t xml:space="preserve">.</w:t>
+        <w:t xml:space="preserve">node_modules/</w:t>
       </w:r>
     </w:p>
     <w:p>
       <w:pPr>
         <w:pStyle w:val="Heading2"/>
       </w:pPr>
-      <w:bookmarkStart w:id="55" w:name="pilier-3-traces-jaeger-via-opentelemetry"/>
-      <w:r>
-        <w:t xml:space="preserve">7.3 Pilier 3 — Traces (Jaeger via OpenTelemetry)</w:t>
-      </w:r>
-      <w:bookmarkEnd w:id="55"/>
+      <w:bookmarkStart w:id="61" w:name="scan-de-vulnérabilités-automatique"/>
+      <w:r>
+        <w:t xml:space="preserve">8.3 Scan de vulnérabilités automatique</w:t>
+      </w:r>
+      <w:bookmarkEnd w:id="61"/>
     </w:p>
     <w:p>
       <w:pPr>
         <w:pStyle w:val="FirstParagraph"/>
       </w:pPr>
       <w:r>
-        <w:t xml:space="preserve">Jaeger 1.55 all-in-one reçoit les traces sur le port OTLP gRPC</w:t>
-      </w:r>
-      <w:r>
-        <w:t xml:space="preserve"> </w:t>
-      </w:r>
-      <w:r>
-        <w:rPr>
-          <w:rStyle w:val="VerbatimChar"/>
-        </w:rPr>
-        <w:t xml:space="preserve">4317</w:t>
-      </w:r>
-      <w:r>
-        <w:t xml:space="preserve">. Le backend FastAPI est instrumenté automatiquement via les bibliothèques OpenTelemetry :</w:t>
-      </w:r>
-    </w:p>
-    <w:p>
-      <w:pPr>
-        <w:numPr>
-          <w:ilvl w:val="0"/>
-          <w:numId w:val="1011"/>
-        </w:numPr>
-        <w:pStyle w:val="Compact"/>
-      </w:pPr>
-      <w:r>
-        <w:rPr>
-          <w:rStyle w:val="VerbatimChar"/>
-        </w:rPr>
-        <w:t xml:space="preserve">FastAPIInstrumentor</w:t>
-      </w:r>
-      <w:r>
-        <w:t xml:space="preserve"> </w:t>
-      </w:r>
-      <w:r>
-        <w:t xml:space="preserve">— trace chaque requête HTTP entrante</w:t>
-      </w:r>
-    </w:p>
-    <w:p>
-      <w:pPr>
-        <w:numPr>
-          <w:ilvl w:val="0"/>
-          <w:numId w:val="1011"/>
-        </w:numPr>
-        <w:pStyle w:val="Compact"/>
-      </w:pPr>
-      <w:r>
-        <w:rPr>
-          <w:rStyle w:val="VerbatimChar"/>
-        </w:rPr>
-        <w:t xml:space="preserve">RequestsInstrumentor</w:t>
-      </w:r>
-      <w:r>
-        <w:t xml:space="preserve"> </w:t>
-      </w:r>
-      <w:r>
-        <w:t xml:space="preserve">— trace chaque appel HTTP sortant (vers les sites monitorés)</w:t>
-      </w:r>
-    </w:p>
-    <w:p>
-      <w:pPr>
-        <w:numPr>
-          <w:ilvl w:val="0"/>
-          <w:numId w:val="1011"/>
-        </w:numPr>
-        <w:pStyle w:val="Compact"/>
-      </w:pPr>
-      <w:r>
-        <w:rPr>
-          <w:rStyle w:val="VerbatimChar"/>
-        </w:rPr>
-        <w:t xml:space="preserve">LoggingInstrumentor</w:t>
-      </w:r>
-      <w:r>
-        <w:t xml:space="preserve"> </w:t>
-      </w:r>
-      <w:r>
-        <w:t xml:space="preserve">— injecte le</w:t>
-      </w:r>
-      <w:r>
-        <w:t xml:space="preserve"> </w:t>
-      </w:r>
-      <w:r>
-        <w:rPr>
-          <w:rStyle w:val="VerbatimChar"/>
-        </w:rPr>
-        <w:t xml:space="preserve">trace_id</w:t>
-      </w:r>
-      <w:r>
-        <w:t xml:space="preserve"> </w:t>
-      </w:r>
-      <w:r>
-        <w:t xml:space="preserve">dans chaque enregistrement de log</w:t>
-      </w:r>
-    </w:p>
-    <w:p>
-      <w:pPr>
-        <w:pStyle w:val="FirstParagraph"/>
-      </w:pPr>
-      <w:r>
-        <w:t xml:space="preserve">Cette</w:t>
-      </w:r>
-      <w:r>
-        <w:t xml:space="preserve"> </w:t>
-      </w:r>
+        <w:t xml:space="preserve">Trivy scan sur l’image Docker (couches OS + dépendances Python) et sur le filesystem (config + requirements). Sévérités CRITICAL et HIGH remontées dans le pipeline GitHub Actions.</w:t>
+      </w:r>
+    </w:p>
+    <w:p>
+      <w:pPr>
+        <w:pStyle w:val="Heading2"/>
+      </w:pPr>
+      <w:bookmarkStart w:id="62" w:name="chiffrement-et-secrets"/>
+      <w:r>
+        <w:t xml:space="preserve">8.4 Chiffrement et secrets</w:t>
+      </w:r>
+      <w:bookmarkEnd w:id="62"/>
+    </w:p>
+    <w:p>
+      <w:pPr>
+        <w:numPr>
+          <w:ilvl w:val="0"/>
+          <w:numId w:val="1016"/>
+        </w:numPr>
+        <w:pStyle w:val="Compact"/>
+      </w:pPr>
       <w:r>
         <w:rPr>
           <w:b/>
         </w:rPr>
-        <w:t xml:space="preserve">corrélation logs ↔ traces</w:t>
-      </w:r>
-      <w:r>
-        <w:t xml:space="preserve"> </w:t>
-      </w:r>
-      <w:r>
-        <w:t xml:space="preserve">permet depuis Kibana de retrouver instantanément dans Jaeger la trace correspondant à un log d’erreur.</w:t>
+        <w:t xml:space="preserve">EBS chiffré au repos</w:t>
+      </w:r>
+      <w:r>
+        <w:t xml:space="preserve"> </w:t>
+      </w:r>
+      <w:r>
+        <w:t xml:space="preserve">sur AWS (</w:t>
+      </w:r>
+      <w:r>
+        <w:rPr>
+          <w:rStyle w:val="VerbatimChar"/>
+        </w:rPr>
+        <w:t xml:space="preserve">encrypted = true</w:t>
+      </w:r>
+      <w:r>
+        <w:t xml:space="preserve"> </w:t>
+      </w:r>
+      <w:r>
+        <w:t xml:space="preserve">dans le</w:t>
+      </w:r>
+      <w:r>
+        <w:t xml:space="preserve"> </w:t>
+      </w:r>
+      <w:r>
+        <w:rPr>
+          <w:rStyle w:val="VerbatimChar"/>
+        </w:rPr>
+        <w:t xml:space="preserve">root_block_device</w:t>
+      </w:r>
+      <w:r>
+        <w:t xml:space="preserve">)</w:t>
+      </w:r>
+    </w:p>
+    <w:p>
+      <w:pPr>
+        <w:numPr>
+          <w:ilvl w:val="0"/>
+          <w:numId w:val="1016"/>
+        </w:numPr>
+        <w:pStyle w:val="Compact"/>
+      </w:pPr>
+      <w:r>
+        <w:rPr>
+          <w:b/>
+        </w:rPr>
+        <w:t xml:space="preserve">Secrets externalisés</w:t>
+      </w:r>
+      <w:r>
+        <w:t xml:space="preserve"> </w:t>
+      </w:r>
+      <w:r>
+        <w:t xml:space="preserve">dans un fichier</w:t>
+      </w:r>
+      <w:r>
+        <w:t xml:space="preserve"> </w:t>
+      </w:r>
+      <w:r>
+        <w:rPr>
+          <w:rStyle w:val="VerbatimChar"/>
+        </w:rPr>
+        <w:t xml:space="preserve">.env</w:t>
+      </w:r>
+      <w:r>
+        <w:t xml:space="preserve"> </w:t>
+      </w:r>
+      <w:r>
+        <w:t xml:space="preserve">(gitignored, jamais commit)</w:t>
+      </w:r>
+    </w:p>
+    <w:p>
+      <w:pPr>
+        <w:numPr>
+          <w:ilvl w:val="0"/>
+          <w:numId w:val="1016"/>
+        </w:numPr>
+        <w:pStyle w:val="Compact"/>
+      </w:pPr>
+      <w:r>
+        <w:rPr>
+          <w:rStyle w:val="VerbatimChar"/>
+          <w:b/>
+        </w:rPr>
+        <w:t xml:space="preserve">.env.example</w:t>
+      </w:r>
+      <w:r>
+        <w:t xml:space="preserve"> </w:t>
+      </w:r>
+      <w:r>
+        <w:t xml:space="preserve">versionné comme documentation, avec valeurs placeholders</w:t>
       </w:r>
     </w:p>
     <w:p>
       <w:pPr>
         <w:pStyle w:val="Heading2"/>
       </w:pPr>
-      <w:bookmarkStart w:id="56" w:name="alerting-alertmanager"/>
-      <w:r>
-        <w:t xml:space="preserve">7.4 Alerting (AlertManager)</w:t>
-      </w:r>
-      <w:bookmarkEnd w:id="56"/>
-    </w:p>
-    <w:p>
-      <w:pPr>
-        <w:pStyle w:val="FirstParagraph"/>
-      </w:pPr>
-      <w:r>
-        <w:t xml:space="preserve">11 alertes définies dans</w:t>
-      </w:r>
-      <w:r>
-        <w:t xml:space="preserve"> </w:t>
-      </w:r>
-      <w:r>
-        <w:rPr>
-          <w:rStyle w:val="VerbatimChar"/>
-        </w:rPr>
-        <w:t xml:space="preserve">monitoring/alerts/alerts.yml</w:t>
-      </w:r>
-      <w:r>
-        <w:t xml:space="preserve">, réparties en 3 groupes :</w:t>
-      </w:r>
-    </w:p>
-    <w:p>
-      <w:pPr>
-        <w:numPr>
-          <w:ilvl w:val="0"/>
-          <w:numId w:val="1012"/>
+      <w:bookmarkStart w:id="63" w:name="sécurité-réseau"/>
+      <w:r>
+        <w:t xml:space="preserve">8.5 Sécurité réseau</w:t>
+      </w:r>
+      <w:bookmarkEnd w:id="63"/>
+    </w:p>
+    <w:p>
+      <w:pPr>
+        <w:numPr>
+          <w:ilvl w:val="0"/>
+          <w:numId w:val="1017"/>
         </w:numPr>
         <w:pStyle w:val="Compact"/>
       </w:pPr>
@@ -5797,65 +6834,20 @@
         <w:rPr>
           <w:b/>
         </w:rPr>
-        <w:t xml:space="preserve">System (4)</w:t>
-      </w:r>
-      <w:r>
-        <w:t xml:space="preserve"> </w:t>
-      </w:r>
-      <w:r>
-        <w:t xml:space="preserve">:</w:t>
-      </w:r>
-      <w:r>
-        <w:t xml:space="preserve"> </w:t>
-      </w:r>
-      <w:r>
-        <w:rPr>
-          <w:rStyle w:val="VerbatimChar"/>
-        </w:rPr>
-        <w:t xml:space="preserve">InstanceDown</w:t>
-      </w:r>
-      <w:r>
-        <w:t xml:space="preserve">,</w:t>
-      </w:r>
-      <w:r>
-        <w:t xml:space="preserve"> </w:t>
-      </w:r>
-      <w:r>
-        <w:rPr>
-          <w:rStyle w:val="VerbatimChar"/>
-        </w:rPr>
-        <w:t xml:space="preserve">HighCPU</w:t>
-      </w:r>
-      <w:r>
-        <w:t xml:space="preserve">,</w:t>
-      </w:r>
-      <w:r>
-        <w:t xml:space="preserve"> </w:t>
-      </w:r>
-      <w:r>
-        <w:rPr>
-          <w:rStyle w:val="VerbatimChar"/>
-        </w:rPr>
-        <w:t xml:space="preserve">HighMemory</w:t>
-      </w:r>
-      <w:r>
-        <w:t xml:space="preserve">,</w:t>
-      </w:r>
-      <w:r>
-        <w:t xml:space="preserve"> </w:t>
-      </w:r>
-      <w:r>
-        <w:rPr>
-          <w:rStyle w:val="VerbatimChar"/>
-        </w:rPr>
-        <w:t xml:space="preserve">DiskAlmostFull</w:t>
-      </w:r>
-    </w:p>
-    <w:p>
-      <w:pPr>
-        <w:numPr>
-          <w:ilvl w:val="0"/>
-          <w:numId w:val="1012"/>
+        <w:t xml:space="preserve">Security Group restrictif</w:t>
+      </w:r>
+      <w:r>
+        <w:t xml:space="preserve"> </w:t>
+      </w:r>
+      <w:r>
+        <w:t xml:space="preserve">: seuls les ports nécessaires sont ouverts</w:t>
+      </w:r>
+    </w:p>
+    <w:p>
+      <w:pPr>
+        <w:numPr>
+          <w:ilvl w:val="0"/>
+          <w:numId w:val="1017"/>
         </w:numPr>
         <w:pStyle w:val="Compact"/>
       </w:pPr>
@@ -5863,656 +6855,123 @@
         <w:rPr>
           <w:b/>
         </w:rPr>
-        <w:t xml:space="preserve">Application (2)</w:t>
-      </w:r>
-      <w:r>
-        <w:t xml:space="preserve"> </w:t>
-      </w:r>
-      <w:r>
-        <w:t xml:space="preserve">:</w:t>
-      </w:r>
-      <w:r>
-        <w:t xml:space="preserve"> </w:t>
-      </w:r>
-      <w:r>
-        <w:rPr>
-          <w:rStyle w:val="VerbatimChar"/>
-        </w:rPr>
-        <w:t xml:space="preserve">BackendHighErrorRate</w:t>
-      </w:r>
-      <w:r>
-        <w:t xml:space="preserve">,</w:t>
-      </w:r>
-      <w:r>
-        <w:t xml:space="preserve"> </w:t>
-      </w:r>
-      <w:r>
-        <w:rPr>
-          <w:rStyle w:val="VerbatimChar"/>
-        </w:rPr>
-        <w:t xml:space="preserve">BackendHighLatency</w:t>
-      </w:r>
-    </w:p>
-    <w:p>
-      <w:pPr>
-        <w:numPr>
-          <w:ilvl w:val="0"/>
-          <w:numId w:val="1012"/>
-        </w:numPr>
-        <w:pStyle w:val="Compact"/>
-      </w:pPr>
+        <w:t xml:space="preserve">Variable</w:t>
+      </w:r>
       <w:r>
         <w:rPr>
           <w:b/>
         </w:rPr>
-        <w:t xml:space="preserve">Business (5)</w:t>
-      </w:r>
-      <w:r>
-        <w:t xml:space="preserve"> </w:t>
-      </w:r>
-      <w:r>
-        <w:t xml:space="preserve">:</w:t>
-      </w:r>
-      <w:r>
-        <w:t xml:space="preserve"> </w:t>
-      </w:r>
-      <w:r>
-        <w:rPr>
-          <w:rStyle w:val="VerbatimChar"/>
-        </w:rPr>
-        <w:t xml:space="preserve">ProbeUptimeSLABreach</w:t>
-      </w:r>
-      <w:r>
-        <w:t xml:space="preserve">,</w:t>
-      </w:r>
-      <w:r>
-        <w:t xml:space="preserve"> </w:t>
-      </w:r>
-      <w:r>
-        <w:rPr>
-          <w:rStyle w:val="VerbatimChar"/>
-        </w:rPr>
-        <w:t xml:space="preserve">SiteDownPersistent</w:t>
-      </w:r>
-      <w:r>
-        <w:t xml:space="preserve">,</w:t>
-      </w:r>
-      <w:r>
-        <w:t xml:space="preserve"> </w:t>
-      </w:r>
-      <w:r>
-        <w:rPr>
-          <w:rStyle w:val="VerbatimChar"/>
-        </w:rPr>
-        <w:t xml:space="preserve">SiteHighLatency</w:t>
-      </w:r>
-      <w:r>
-        <w:t xml:space="preserve">,</w:t>
-      </w:r>
-      <w:r>
-        <w:t xml:space="preserve"> </w:t>
-      </w:r>
-      <w:r>
-        <w:rPr>
-          <w:rStyle w:val="VerbatimChar"/>
-        </w:rPr>
-        <w:t xml:space="preserve">ProbeFailureRateHigh</w:t>
-      </w:r>
-      <w:r>
-        <w:t xml:space="preserve">,</w:t>
-      </w:r>
-      <w:r>
-        <w:t xml:space="preserve"> </w:t>
-      </w:r>
-      <w:r>
-        <w:rPr>
-          <w:rStyle w:val="VerbatimChar"/>
-        </w:rPr>
-        <w:t xml:space="preserve">NoMonitoringDataReceived</w:t>
-      </w:r>
-    </w:p>
-    <w:p>
-      <w:pPr>
-        <w:pStyle w:val="FirstParagraph"/>
-      </w:pPr>
-      <w:r>
-        <w:t xml:space="preserve">Chaque alerte est annotée d’un champ</w:t>
-      </w:r>
-      <w:r>
-        <w:t xml:space="preserve"> </w:t>
-      </w:r>
-      <w:r>
-        <w:rPr>
-          <w:rStyle w:val="VerbatimChar"/>
-        </w:rPr>
-        <w:t xml:space="preserve">decision</w:t>
-      </w:r>
-      <w:r>
-        <w:t xml:space="preserve"> </w:t>
-      </w:r>
-      <w:r>
-        <w:t xml:space="preserve">qui décrit l’action à prendre. AlertManager route ces alertes vers</w:t>
-      </w:r>
-      <w:r>
-        <w:t xml:space="preserve"> </w:t>
-      </w:r>
-      <w:r>
-        <w:rPr>
+        <w:t xml:space="preserve"> </w:t>
+      </w:r>
+      <w:r>
+        <w:rPr>
+          <w:rStyle w:val="VerbatimChar"/>
           <w:b/>
         </w:rPr>
-        <w:t xml:space="preserve">Discord</w:t>
-      </w:r>
-      <w:r>
-        <w:t xml:space="preserve"> </w:t>
-      </w:r>
-      <w:r>
-        <w:t xml:space="preserve">(webhook) et</w:t>
-      </w:r>
-      <w:r>
-        <w:t xml:space="preserve"> </w:t>
+        <w:t xml:space="preserve">ssh_cidr</w:t>
       </w:r>
       <w:r>
         <w:rPr>
           <w:b/>
         </w:rPr>
-        <w:t xml:space="preserve">email SMTP</w:t>
-      </w:r>
-      <w:r>
-        <w:t xml:space="preserve"> </w:t>
-      </w:r>
-      <w:r>
-        <w:t xml:space="preserve">en cas de sévérité</w:t>
-      </w:r>
-      <w:r>
-        <w:t xml:space="preserve"> </w:t>
-      </w:r>
-      <w:r>
-        <w:rPr>
-          <w:rStyle w:val="VerbatimChar"/>
-        </w:rPr>
-        <w:t xml:space="preserve">critical</w:t>
-      </w:r>
-      <w:r>
-        <w:t xml:space="preserve">.</w:t>
-      </w:r>
-    </w:p>
-    <w:p>
-      <w:pPr>
-        <w:pStyle w:val="Heading2"/>
-      </w:pPr>
-      <w:bookmarkStart w:id="57" w:name="dashboards-grafana"/>
-      <w:r>
-        <w:t xml:space="preserve">7.5 Dashboards Grafana</w:t>
-      </w:r>
-      <w:bookmarkEnd w:id="57"/>
-    </w:p>
-    <w:p>
-      <w:pPr>
-        <w:pStyle w:val="FirstParagraph"/>
-      </w:pPr>
-      <w:r>
-        <w:t xml:space="preserve">Deux dashboards provisionnés automatiquement (JSON versionné dans</w:t>
-      </w:r>
-      <w:r>
-        <w:t xml:space="preserve"> </w:t>
-      </w:r>
-      <w:r>
-        <w:rPr>
-          <w:rStyle w:val="VerbatimChar"/>
-        </w:rPr>
-        <w:t xml:space="preserve">grafana/dashboards/</w:t>
-      </w:r>
-      <w:r>
-        <w:t xml:space="preserve">) :</w:t>
-      </w:r>
-    </w:p>
-    <w:p>
-      <w:pPr>
-        <w:numPr>
-          <w:ilvl w:val="0"/>
-          <w:numId w:val="1013"/>
-        </w:numPr>
-        <w:pStyle w:val="Compact"/>
-      </w:pPr>
+        <w:t xml:space="preserve"> </w:t>
+      </w:r>
       <w:r>
         <w:rPr>
           <w:b/>
         </w:rPr>
-        <w:t xml:space="preserve">Backend Overview</w:t>
-      </w:r>
-      <w:r>
-        <w:t xml:space="preserve"> </w:t>
-      </w:r>
-      <w:r>
-        <w:t xml:space="preserve">(8 panels) — RPS, error rate, percentiles de latence, CPU/RAM host</w:t>
-      </w:r>
-    </w:p>
-    <w:p>
-      <w:pPr>
-        <w:numPr>
-          <w:ilvl w:val="0"/>
-          <w:numId w:val="1013"/>
-        </w:numPr>
-        <w:pStyle w:val="Compact"/>
-      </w:pPr>
-      <w:r>
-        <w:rPr>
+        <w:t xml:space="preserve">secure-by-default</w:t>
+      </w:r>
+      <w:r>
+        <w:t xml:space="preserve"> </w:t>
+      </w:r>
+      <w:r>
+        <w:t xml:space="preserve">: défaut</w:t>
+      </w:r>
+      <w:r>
+        <w:t xml:space="preserve"> </w:t>
+      </w:r>
+      <w:r>
+        <w:rPr>
+          <w:rStyle w:val="VerbatimChar"/>
+        </w:rPr>
+        <w:t xml:space="preserve">127.0.0.1/32</w:t>
+      </w:r>
+      <w:r>
+        <w:t xml:space="preserve">, bloc</w:t>
+      </w:r>
+      <w:r>
+        <w:t xml:space="preserve"> </w:t>
+      </w:r>
+      <w:r>
+        <w:rPr>
+          <w:rStyle w:val="VerbatimChar"/>
+        </w:rPr>
+        <w:t xml:space="preserve">validation</w:t>
+      </w:r>
+      <w:r>
+        <w:t xml:space="preserve"> </w:t>
+      </w:r>
+      <w:r>
+        <w:t xml:space="preserve">Terraform interdisant</w:t>
+      </w:r>
+      <w:r>
+        <w:t xml:space="preserve"> </w:t>
+      </w:r>
+      <w:r>
+        <w:rPr>
+          <w:rStyle w:val="VerbatimChar"/>
+        </w:rPr>
+        <w:t xml:space="preserve">0.0.0.0/0</w:t>
+      </w:r>
+      <w:r>
+        <w:t xml:space="preserve"> </w:t>
+      </w:r>
+      <w:r>
+        <w:t xml:space="preserve">— l’admin doit explicitement fournir son IP dans</w:t>
+      </w:r>
+      <w:r>
+        <w:t xml:space="preserve"> </w:t>
+      </w:r>
+      <w:r>
+        <w:rPr>
+          <w:rStyle w:val="VerbatimChar"/>
+        </w:rPr>
+        <w:t xml:space="preserve">terraform.tfvars</w:t>
+      </w:r>
+    </w:p>
+    <w:p>
+      <w:pPr>
+        <w:numPr>
+          <w:ilvl w:val="0"/>
+          <w:numId w:val="1017"/>
+        </w:numPr>
+        <w:pStyle w:val="Compact"/>
+      </w:pPr>
+      <w:r>
+        <w:rPr>
+          <w:rStyle w:val="VerbatimChar"/>
           <w:b/>
         </w:rPr>
-        <w:t xml:space="preserve">Business Metrics — Monitoring Platform</w:t>
-      </w:r>
-      <w:r>
-        <w:t xml:space="preserve"> </w:t>
-      </w:r>
-      <w:r>
-        <w:t xml:space="preserve">(16 panels en 4 lignes) — Business KPIs (sites monitorés, uptime SLA, probes/h), Application (error rate, latency, RPS), Trends &amp; Forecast (statut par site, latence par site, uptime ratio trend)</w:t>
-      </w:r>
-    </w:p>
-    <w:p>
-      <w:pPr>
-        <w:pStyle w:val="Heading1"/>
-      </w:pPr>
-      <w:bookmarkStart w:id="58" w:name="X391856da60087b4963927f8e44bad0dc7b62b97"/>
-      <w:r>
-        <w:t xml:space="preserve">8. Réalisation — Sécurité applicative et opérationnelle</w:t>
-      </w:r>
-      <w:bookmarkEnd w:id="58"/>
-    </w:p>
-    <w:p>
-      <w:pPr>
-        <w:pStyle w:val="Heading2"/>
-      </w:pPr>
-      <w:bookmarkStart w:id="59" w:name="authentification"/>
-      <w:r>
-        <w:t xml:space="preserve">8.1 Authentification</w:t>
-      </w:r>
-      <w:bookmarkEnd w:id="59"/>
-    </w:p>
-    <w:p>
-      <w:pPr>
-        <w:numPr>
-          <w:ilvl w:val="0"/>
-          <w:numId w:val="1014"/>
-        </w:numPr>
-        <w:pStyle w:val="Compact"/>
-      </w:pPr>
+        <w:t xml:space="preserve">DATABASE_URL</w:t>
+      </w:r>
       <w:r>
         <w:rPr>
           <w:b/>
         </w:rPr>
-        <w:t xml:space="preserve">JWT</w:t>
-      </w:r>
-      <w:r>
-        <w:t xml:space="preserve"> </w:t>
-      </w:r>
-      <w:r>
-        <w:t xml:space="preserve">(HS256) avec bibliothèque</w:t>
-      </w:r>
-      <w:r>
-        <w:t xml:space="preserve"> </w:t>
-      </w:r>
-      <w:r>
-        <w:rPr>
-          <w:rStyle w:val="VerbatimChar"/>
-        </w:rPr>
-        <w:t xml:space="preserve">python-jose</w:t>
-      </w:r>
-    </w:p>
-    <w:p>
-      <w:pPr>
-        <w:numPr>
-          <w:ilvl w:val="0"/>
-          <w:numId w:val="1014"/>
-        </w:numPr>
-        <w:pStyle w:val="Compact"/>
-      </w:pPr>
-      <w:r>
-        <w:t xml:space="preserve">Mots de passe hachés via</w:t>
-      </w:r>
-      <w:r>
         <w:t xml:space="preserve"> </w:t>
       </w:r>
       <w:r>
         <w:rPr>
           <w:b/>
         </w:rPr>
-        <w:t xml:space="preserve">bcrypt</w:t>
-      </w:r>
-      <w:r>
-        <w:t xml:space="preserve"> </w:t>
-      </w:r>
-      <w:r>
-        <w:t xml:space="preserve">(</w:t>
-      </w:r>
-      <w:r>
-        <w:rPr>
-          <w:rStyle w:val="VerbatimChar"/>
-        </w:rPr>
-        <w:t xml:space="preserve">passlib</w:t>
-      </w:r>
-      <w:r>
-        <w:t xml:space="preserve">)</w:t>
-      </w:r>
-    </w:p>
-    <w:p>
-      <w:pPr>
-        <w:numPr>
-          <w:ilvl w:val="0"/>
-          <w:numId w:val="1014"/>
-        </w:numPr>
-        <w:pStyle w:val="Compact"/>
-      </w:pPr>
-      <w:r>
-        <w:t xml:space="preserve">Endpoint</w:t>
-      </w:r>
-      <w:r>
-        <w:t xml:space="preserve"> </w:t>
-      </w:r>
-      <w:r>
-        <w:rPr>
-          <w:rStyle w:val="VerbatimChar"/>
-        </w:rPr>
-        <w:t xml:space="preserve">/auth/login</w:t>
-      </w:r>
-      <w:r>
-        <w:t xml:space="preserve"> </w:t>
-      </w:r>
-      <w:r>
-        <w:t xml:space="preserve">retourne un token JWT à durée limitée (60 min)</w:t>
-      </w:r>
-    </w:p>
-    <w:p>
-      <w:pPr>
-        <w:numPr>
-          <w:ilvl w:val="0"/>
-          <w:numId w:val="1014"/>
-        </w:numPr>
-        <w:pStyle w:val="Compact"/>
-      </w:pPr>
-      <w:r>
-        <w:t xml:space="preserve">Endpoint</w:t>
-      </w:r>
-      <w:r>
-        <w:t xml:space="preserve"> </w:t>
-      </w:r>
-      <w:r>
-        <w:rPr>
-          <w:rStyle w:val="VerbatimChar"/>
-        </w:rPr>
-        <w:t xml:space="preserve">/auth/verify</w:t>
-      </w:r>
-      <w:r>
-        <w:t xml:space="preserve"> </w:t>
-      </w:r>
-      <w:r>
-        <w:t xml:space="preserve">vérifie la validité d’un token</w:t>
-      </w:r>
-    </w:p>
-    <w:p>
-      <w:pPr>
-        <w:numPr>
-          <w:ilvl w:val="0"/>
-          <w:numId w:val="1014"/>
-        </w:numPr>
-        <w:pStyle w:val="Compact"/>
-      </w:pPr>
-      <w:r>
-        <w:rPr>
-          <w:rStyle w:val="VerbatimChar"/>
-        </w:rPr>
-        <w:t xml:space="preserve">JWT_SECRET</w:t>
-      </w:r>
-      <w:r>
-        <w:t xml:space="preserve"> </w:t>
-      </w:r>
-      <w:r>
-        <w:t xml:space="preserve">injecté via variable d’environnement (jamais hardcodé)</w:t>
-      </w:r>
-    </w:p>
-    <w:p>
-      <w:pPr>
-        <w:pStyle w:val="Heading2"/>
-      </w:pPr>
-      <w:bookmarkStart w:id="60" w:name="conteneurisation-sécurisée"/>
-      <w:r>
-        <w:t xml:space="preserve">8.2 Conteneurisation sécurisée</w:t>
-      </w:r>
-      <w:bookmarkEnd w:id="60"/>
-    </w:p>
-    <w:p>
-      <w:pPr>
-        <w:numPr>
-          <w:ilvl w:val="0"/>
-          <w:numId w:val="1015"/>
-        </w:numPr>
-        <w:pStyle w:val="Compact"/>
-      </w:pPr>
-      <w:r>
-        <w:rPr>
-          <w:b/>
-        </w:rPr>
-        <w:t xml:space="preserve">Multi-stage builds</w:t>
-      </w:r>
-      <w:r>
-        <w:t xml:space="preserve"> </w:t>
-      </w:r>
-      <w:r>
-        <w:t xml:space="preserve">: image runtime sans outils de compilation</w:t>
-      </w:r>
-    </w:p>
-    <w:p>
-      <w:pPr>
-        <w:numPr>
-          <w:ilvl w:val="0"/>
-          <w:numId w:val="1015"/>
-        </w:numPr>
-        <w:pStyle w:val="Compact"/>
-      </w:pPr>
-      <w:r>
-        <w:rPr>
-          <w:b/>
-        </w:rPr>
-        <w:t xml:space="preserve">Utilisateur non-root</w:t>
-      </w:r>
-      <w:r>
-        <w:t xml:space="preserve"> </w:t>
-      </w:r>
-      <w:r>
-        <w:t xml:space="preserve">(</w:t>
-      </w:r>
-      <w:r>
-        <w:rPr>
-          <w:rStyle w:val="VerbatimChar"/>
-        </w:rPr>
-        <w:t xml:space="preserve">appuser</w:t>
-      </w:r>
-      <w:r>
-        <w:t xml:space="preserve">) dans le conteneur backend et</w:t>
-      </w:r>
-      <w:r>
-        <w:t xml:space="preserve"> </w:t>
-      </w:r>
-      <w:r>
-        <w:rPr>
-          <w:rStyle w:val="VerbatimChar"/>
-        </w:rPr>
-        <w:t xml:space="preserve">nginx</w:t>
-      </w:r>
-      <w:r>
-        <w:t xml:space="preserve"> </w:t>
-      </w:r>
-      <w:r>
-        <w:t xml:space="preserve">user pour le frontend</w:t>
-      </w:r>
-    </w:p>
-    <w:p>
-      <w:pPr>
-        <w:numPr>
-          <w:ilvl w:val="0"/>
-          <w:numId w:val="1015"/>
-        </w:numPr>
-        <w:pStyle w:val="Compact"/>
-      </w:pPr>
-      <w:r>
-        <w:rPr>
-          <w:b/>
-        </w:rPr>
-        <w:t xml:space="preserve">Healthchecks Docker</w:t>
-      </w:r>
-      <w:r>
-        <w:t xml:space="preserve"> </w:t>
-      </w:r>
-      <w:r>
-        <w:t xml:space="preserve">sur tous les services critiques</w:t>
-      </w:r>
-    </w:p>
-    <w:p>
-      <w:pPr>
-        <w:numPr>
-          <w:ilvl w:val="0"/>
-          <w:numId w:val="1015"/>
-        </w:numPr>
-        <w:pStyle w:val="Compact"/>
-      </w:pPr>
-      <w:r>
-        <w:rPr>
-          <w:rStyle w:val="VerbatimChar"/>
-          <w:b/>
-        </w:rPr>
-        <w:t xml:space="preserve">.dockerignore</w:t>
-      </w:r>
-      <w:r>
-        <w:t xml:space="preserve"> </w:t>
-      </w:r>
-      <w:r>
-        <w:t xml:space="preserve">excluant secrets,</w:t>
-      </w:r>
-      <w:r>
-        <w:t xml:space="preserve"> </w:t>
-      </w:r>
-      <w:r>
-        <w:rPr>
-          <w:rStyle w:val="VerbatimChar"/>
-        </w:rPr>
-        <w:t xml:space="preserve">.git/</w:t>
-      </w:r>
-      <w:r>
-        <w:t xml:space="preserve">,</w:t>
-      </w:r>
-      <w:r>
-        <w:t xml:space="preserve"> </w:t>
-      </w:r>
-      <w:r>
-        <w:rPr>
-          <w:rStyle w:val="VerbatimChar"/>
-        </w:rPr>
-        <w:t xml:space="preserve">.venv/</w:t>
-      </w:r>
-      <w:r>
-        <w:t xml:space="preserve">,</w:t>
-      </w:r>
-      <w:r>
-        <w:t xml:space="preserve"> </w:t>
-      </w:r>
-      <w:r>
-        <w:rPr>
-          <w:rStyle w:val="VerbatimChar"/>
-        </w:rPr>
-        <w:t xml:space="preserve">node_modules/</w:t>
-      </w:r>
-    </w:p>
-    <w:p>
-      <w:pPr>
-        <w:pStyle w:val="Heading2"/>
-      </w:pPr>
-      <w:bookmarkStart w:id="61" w:name="scan-de-vulnérabilités-automatique"/>
-      <w:r>
-        <w:t xml:space="preserve">8.3 Scan de vulnérabilités automatique</w:t>
-      </w:r>
-      <w:bookmarkEnd w:id="61"/>
-    </w:p>
-    <w:p>
-      <w:pPr>
-        <w:pStyle w:val="FirstParagraph"/>
-      </w:pPr>
-      <w:r>
-        <w:t xml:space="preserve">Trivy scan sur l’image Docker (couches OS + dépendances Python) et sur le filesystem (config + requirements). Sévérités CRITICAL et HIGH remontées dans le pipeline GitHub Actions.</w:t>
-      </w:r>
-    </w:p>
-    <w:p>
-      <w:pPr>
-        <w:pStyle w:val="Heading2"/>
-      </w:pPr>
-      <w:bookmarkStart w:id="62" w:name="chiffrement-et-secrets"/>
-      <w:r>
-        <w:t xml:space="preserve">8.4 Chiffrement et secrets</w:t>
-      </w:r>
-      <w:bookmarkEnd w:id="62"/>
-    </w:p>
-    <w:p>
-      <w:pPr>
-        <w:numPr>
-          <w:ilvl w:val="0"/>
-          <w:numId w:val="1016"/>
-        </w:numPr>
-        <w:pStyle w:val="Compact"/>
-      </w:pPr>
-      <w:r>
-        <w:rPr>
-          <w:b/>
-        </w:rPr>
-        <w:t xml:space="preserve">EBS chiffré au repos</w:t>
-      </w:r>
-      <w:r>
-        <w:t xml:space="preserve"> </w:t>
-      </w:r>
-      <w:r>
-        <w:t xml:space="preserve">sur AWS (</w:t>
-      </w:r>
-      <w:r>
-        <w:rPr>
-          <w:rStyle w:val="VerbatimChar"/>
-        </w:rPr>
-        <w:t xml:space="preserve">encrypted = true</w:t>
-      </w:r>
-      <w:r>
-        <w:t xml:space="preserve"> </w:t>
-      </w:r>
-      <w:r>
-        <w:t xml:space="preserve">dans le</w:t>
-      </w:r>
-      <w:r>
-        <w:t xml:space="preserve"> </w:t>
-      </w:r>
-      <w:r>
-        <w:rPr>
-          <w:rStyle w:val="VerbatimChar"/>
-        </w:rPr>
-        <w:t xml:space="preserve">root_block_device</w:t>
-      </w:r>
-      <w:r>
-        <w:t xml:space="preserve">)</w:t>
-      </w:r>
-    </w:p>
-    <w:p>
-      <w:pPr>
-        <w:numPr>
-          <w:ilvl w:val="0"/>
-          <w:numId w:val="1016"/>
-        </w:numPr>
-        <w:pStyle w:val="Compact"/>
-      </w:pPr>
-      <w:r>
-        <w:rPr>
-          <w:b/>
-        </w:rPr>
-        <w:t xml:space="preserve">Secrets externalisés</w:t>
-      </w:r>
-      <w:r>
-        <w:t xml:space="preserve"> </w:t>
-      </w:r>
-      <w:r>
-        <w:t xml:space="preserve">dans un fichier</w:t>
+        <w:t xml:space="preserve">jamais hardcodée</w:t>
+      </w:r>
+      <w:r>
+        <w:t xml:space="preserve"> </w:t>
+      </w:r>
+      <w:r>
+        <w:t xml:space="preserve">: reconstruite à partir des variables</w:t>
       </w:r>
       <w:r>
         <w:t xml:space="preserve"> </w:t>
@@ -6527,94 +6986,22 @@
         <w:t xml:space="preserve"> </w:t>
       </w:r>
       <w:r>
-        <w:t xml:space="preserve">(gitignored, jamais commit)</w:t>
-      </w:r>
-    </w:p>
-    <w:p>
-      <w:pPr>
-        <w:numPr>
-          <w:ilvl w:val="0"/>
-          <w:numId w:val="1016"/>
-        </w:numPr>
-        <w:pStyle w:val="Compact"/>
-      </w:pPr>
-      <w:r>
-        <w:rPr>
-          <w:rStyle w:val="VerbatimChar"/>
-          <w:b/>
-        </w:rPr>
-        <w:t xml:space="preserve">.env.example</w:t>
-      </w:r>
-      <w:r>
-        <w:t xml:space="preserve"> </w:t>
-      </w:r>
-      <w:r>
-        <w:t xml:space="preserve">versionné comme documentation, avec valeurs placeholders</w:t>
-      </w:r>
-    </w:p>
-    <w:p>
-      <w:pPr>
-        <w:pStyle w:val="Heading2"/>
-      </w:pPr>
-      <w:bookmarkStart w:id="63" w:name="sécurité-réseau"/>
-      <w:r>
-        <w:t xml:space="preserve">8.5 Sécurité réseau</w:t>
-      </w:r>
-      <w:bookmarkEnd w:id="63"/>
-    </w:p>
-    <w:p>
-      <w:pPr>
-        <w:numPr>
-          <w:ilvl w:val="0"/>
-          <w:numId w:val="1017"/>
-        </w:numPr>
-        <w:pStyle w:val="Compact"/>
-      </w:pPr>
-      <w:r>
-        <w:rPr>
-          <w:b/>
-        </w:rPr>
-        <w:t xml:space="preserve">Security Group restrictif</w:t>
-      </w:r>
-      <w:r>
-        <w:t xml:space="preserve"> </w:t>
-      </w:r>
-      <w:r>
-        <w:t xml:space="preserve">: seuls les ports nécessaires sont ouverts</w:t>
-      </w:r>
-    </w:p>
-    <w:p>
-      <w:pPr>
-        <w:numPr>
-          <w:ilvl w:val="0"/>
-          <w:numId w:val="1017"/>
-        </w:numPr>
-        <w:pStyle w:val="Compact"/>
-      </w:pPr>
-      <w:r>
-        <w:rPr>
-          <w:b/>
-        </w:rPr>
-        <w:t xml:space="preserve">Variable</w:t>
-      </w:r>
-      <w:r>
-        <w:rPr>
-          <w:b/>
-        </w:rPr>
-        <w:t xml:space="preserve"> </w:t>
-      </w:r>
-      <w:r>
-        <w:rPr>
-          <w:rStyle w:val="VerbatimChar"/>
-          <w:b/>
-        </w:rPr>
-        <w:t xml:space="preserve">ssh_cidr</w:t>
-      </w:r>
-      <w:r>
-        <w:t xml:space="preserve"> </w:t>
-      </w:r>
-      <w:r>
-        <w:t xml:space="preserve">permettant de restreindre SSH à une IP source précise en production</w:t>
+        <w:t xml:space="preserve">avec syntaxe</w:t>
+      </w:r>
+      <w:r>
+        <w:t xml:space="preserve"> </w:t>
+      </w:r>
+      <w:r>
+        <w:rPr>
+          <w:rStyle w:val="VerbatimChar"/>
+        </w:rPr>
+        <w:t xml:space="preserve">${VAR:?}</w:t>
+      </w:r>
+      <w:r>
+        <w:t xml:space="preserve"> </w:t>
+      </w:r>
+      <w:r>
+        <w:t xml:space="preserve">qui refuse le démarrage si une variable manque</w:t>
       </w:r>
     </w:p>
     <w:p>
@@ -7993,6 +8380,234 @@
             </w:r>
             <w:r>
               <w:t xml:space="preserve">pour nettoyer l’historique</w:t>
+            </w:r>
+          </w:p>
+        </w:tc>
+      </w:tr>
+      <w:tr>
+        <w:tc>
+          <w:p>
+            <w:pPr>
+              <w:pStyle w:val="Compact"/>
+              <w:jc w:val="left"/>
+            </w:pPr>
+            <w:r>
+              <w:rPr>
+                <w:b/>
+              </w:rPr>
+              <w:t xml:space="preserve">SSH ouvert par défaut à</w:t>
+            </w:r>
+            <w:r>
+              <w:rPr>
+                <w:b/>
+              </w:rPr>
+              <w:t xml:space="preserve"> </w:t>
+            </w:r>
+            <w:r>
+              <w:rPr>
+                <w:rStyle w:val="VerbatimChar"/>
+                <w:b/>
+              </w:rPr>
+              <w:t xml:space="preserve">0.0.0.0/0</w:t>
+            </w:r>
+            <w:r>
+              <w:t xml:space="preserve"> </w:t>
+            </w:r>
+            <w:r>
+              <w:t xml:space="preserve">(faille remontée par audit pédagogique)</w:t>
+            </w:r>
+          </w:p>
+        </w:tc>
+        <w:tc>
+          <w:p>
+            <w:pPr>
+              <w:pStyle w:val="Compact"/>
+              <w:jc w:val="left"/>
+            </w:pPr>
+            <w:r>
+              <w:t xml:space="preserve">Migration vers défaut secure</w:t>
+            </w:r>
+            <w:r>
+              <w:t xml:space="preserve"> </w:t>
+            </w:r>
+            <w:r>
+              <w:rPr>
+                <w:rStyle w:val="VerbatimChar"/>
+              </w:rPr>
+              <w:t xml:space="preserve">127.0.0.1/32</w:t>
+            </w:r>
+            <w:r>
+              <w:t xml:space="preserve"> </w:t>
+            </w:r>
+            <w:r>
+              <w:t xml:space="preserve">+ bloc</w:t>
+            </w:r>
+            <w:r>
+              <w:t xml:space="preserve"> </w:t>
+            </w:r>
+            <w:r>
+              <w:rPr>
+                <w:rStyle w:val="VerbatimChar"/>
+              </w:rPr>
+              <w:t xml:space="preserve">validation</w:t>
+            </w:r>
+            <w:r>
+              <w:t xml:space="preserve"> </w:t>
+            </w:r>
+            <w:r>
+              <w:t xml:space="preserve">Terraform refusant explicitement</w:t>
+            </w:r>
+            <w:r>
+              <w:t xml:space="preserve"> </w:t>
+            </w:r>
+            <w:r>
+              <w:rPr>
+                <w:rStyle w:val="VerbatimChar"/>
+              </w:rPr>
+              <w:t xml:space="preserve">0.0.0.0/0</w:t>
+            </w:r>
+          </w:p>
+        </w:tc>
+      </w:tr>
+      <w:tr>
+        <w:tc>
+          <w:p>
+            <w:pPr>
+              <w:pStyle w:val="Compact"/>
+              <w:jc w:val="left"/>
+            </w:pPr>
+            <w:r>
+              <w:rPr>
+                <w:rStyle w:val="VerbatimChar"/>
+                <w:b/>
+              </w:rPr>
+              <w:t xml:space="preserve">/monitor</w:t>
+            </w:r>
+            <w:r>
+              <w:rPr>
+                <w:b/>
+              </w:rPr>
+              <w:t xml:space="preserve"> </w:t>
+            </w:r>
+            <w:r>
+              <w:rPr>
+                <w:b/>
+              </w:rPr>
+              <w:t xml:space="preserve">non automatisé</w:t>
+            </w:r>
+            <w:r>
+              <w:t xml:space="preserve"> </w:t>
+            </w:r>
+            <w:r>
+              <w:t xml:space="preserve">(probes dépendaient d’un appel HTTP externe)</w:t>
+            </w:r>
+          </w:p>
+        </w:tc>
+        <w:tc>
+          <w:p>
+            <w:pPr>
+              <w:pStyle w:val="Compact"/>
+              <w:jc w:val="left"/>
+            </w:pPr>
+            <w:r>
+              <w:t xml:space="preserve">Ajout d’un</w:t>
+            </w:r>
+            <w:r>
+              <w:t xml:space="preserve"> </w:t>
+            </w:r>
+            <w:r>
+              <w:rPr>
+                <w:rStyle w:val="VerbatimChar"/>
+              </w:rPr>
+              <w:t xml:space="preserve">AsyncIOScheduler</w:t>
+            </w:r>
+            <w:r>
+              <w:t xml:space="preserve"> </w:t>
+            </w:r>
+            <w:r>
+              <w:t xml:space="preserve">APScheduler dans le lifespan FastAPI, intervalle configurable</w:t>
+            </w:r>
+          </w:p>
+        </w:tc>
+      </w:tr>
+      <w:tr>
+        <w:tc>
+          <w:p>
+            <w:pPr>
+              <w:pStyle w:val="Compact"/>
+              <w:jc w:val="left"/>
+            </w:pPr>
+            <w:r>
+              <w:rPr>
+                <w:rStyle w:val="VerbatimChar"/>
+                <w:b/>
+              </w:rPr>
+              <w:t xml:space="preserve">DATABASE_URL</w:t>
+            </w:r>
+            <w:r>
+              <w:rPr>
+                <w:b/>
+              </w:rPr>
+              <w:t xml:space="preserve"> </w:t>
+            </w:r>
+            <w:r>
+              <w:rPr>
+                <w:b/>
+              </w:rPr>
+              <w:t xml:space="preserve">hardcodée</w:t>
+            </w:r>
+            <w:r>
+              <w:t xml:space="preserve"> </w:t>
+            </w:r>
+            <w:r>
+              <w:t xml:space="preserve">comme fallback en clair dans le compose</w:t>
+            </w:r>
+          </w:p>
+        </w:tc>
+        <w:tc>
+          <w:p>
+            <w:pPr>
+              <w:pStyle w:val="Compact"/>
+              <w:jc w:val="left"/>
+            </w:pPr>
+            <w:r>
+              <w:t xml:space="preserve">Suppression du fallback, reconstruction via</w:t>
+            </w:r>
+            <w:r>
+              <w:t xml:space="preserve"> </w:t>
+            </w:r>
+            <w:r>
+              <w:rPr>
+                <w:rStyle w:val="VerbatimChar"/>
+              </w:rPr>
+              <w:t xml:space="preserve">${POSTGRES_USER:?}</w:t>
+            </w:r>
+            <w:r>
+              <w:t xml:space="preserve">/</w:t>
+            </w:r>
+            <w:r>
+              <w:rPr>
+                <w:rStyle w:val="VerbatimChar"/>
+              </w:rPr>
+              <w:t xml:space="preserve">${POSTGRES_PASSWORD:?}</w:t>
+            </w:r>
+            <w:r>
+              <w:t xml:space="preserve"> </w:t>
+            </w:r>
+            <w:r>
+              <w:t xml:space="preserve">issus du</w:t>
+            </w:r>
+            <w:r>
+              <w:t xml:space="preserve"> </w:t>
+            </w:r>
+            <w:r>
+              <w:rPr>
+                <w:rStyle w:val="VerbatimChar"/>
+              </w:rPr>
+              <w:t xml:space="preserve">.env</w:t>
+            </w:r>
+            <w:r>
+              <w:t xml:space="preserve">, démarrage refusé si variables absentes</w:t>
             </w:r>
           </w:p>
         </w:tc>
